--- a/Signals/html_Lectures/notes/Lecture 21 Notes.docx
+++ b/Signals/html_Lectures/notes/Lecture 21 Notes.docx
@@ -303,25 +303,61 @@
           <w:sz w:val="22"/>
           <w:szCs w:val="22"/>
         </w:rPr>
-        <w:t xml:space="preserve">y[n] is a weighted sum of the M+1 most recent inputs; b = (b₀,…,b_M)ᵀ is the coefficient vector.</w:t>
-      </w:r>
-    </w:p>
-    <w:p>
-      <w:pPr>
-        <w:pStyle w:val="ListParagraph"/>
-        <w:numPr>
-          <w:ilvl w:val="0"/>
-          <w:numId w:val="2"/>
-        </w:numPr>
-        <w:spacing w:after="80"/>
-      </w:pPr>
-      <w:r>
-        <w:rPr>
-          <w:rFonts w:ascii="Calibri" w:cs="Calibri" w:eastAsia="Calibri" w:hAnsi="Calibri"/>
-          <w:sz w:val="22"/>
-          <w:szCs w:val="22"/>
-        </w:rPr>
-        <w:t xml:space="preserve">Linear: superposition holds. Time-invariant: delay the input, get the same delay at the output.</w:t>
+        <w:t xml:space="preserve">Notation. x[n] is the input sequence, y[n] the output; n is an integer time index (…, −1, 0, 1, …). b₀, …, b_M are fixed real numbers (the filter coefficients), M is the filter order, so there are M+1 coefficients. Write b = (b₀, b₁, …, b_M)ᵀ.</w:t>
+      </w:r>
+    </w:p>
+    <w:p>
+      <w:pPr>
+        <w:pStyle w:val="ListParagraph"/>
+        <w:numPr>
+          <w:ilvl w:val="0"/>
+          <w:numId w:val="2"/>
+        </w:numPr>
+        <w:spacing w:after="80"/>
+      </w:pPr>
+      <w:r>
+        <w:rPr>
+          <w:rFonts w:ascii="Calibri" w:cs="Calibri" w:eastAsia="Calibri" w:hAnsi="Calibri"/>
+          <w:sz w:val="22"/>
+          <w:szCs w:val="22"/>
+        </w:rPr>
+        <w:t xml:space="preserve">Read y[n] = Σ_{k=0}^{M} b_k x[n−k] aloud as: y[n] = b₀x[n] + b₁x[n−1] + … + b_Mx[n−M]. Σ_{k=0}^{M} means: add the terms k = 0, 1, …, M. x[n−k] is the input k samples ago.</w:t>
+      </w:r>
+    </w:p>
+    <w:p>
+      <w:pPr>
+        <w:pStyle w:val="ListParagraph"/>
+        <w:numPr>
+          <w:ilvl w:val="0"/>
+          <w:numId w:val="2"/>
+        </w:numPr>
+        <w:spacing w:after="80"/>
+      </w:pPr>
+      <w:r>
+        <w:rPr>
+          <w:rFonts w:ascii="Calibri" w:cs="Calibri" w:eastAsia="Calibri" w:hAnsi="Calibri"/>
+          <w:sz w:val="22"/>
+          <w:szCs w:val="22"/>
+        </w:rPr>
+        <w:t xml:space="preserve">Why “FIR” (finite impulse response): the unit impulse x[0] = 1 (zero elsewhere) gives y[n] = b_n, so the response lasts only M+1 samples and then is exactly 0.</w:t>
+      </w:r>
+    </w:p>
+    <w:p>
+      <w:pPr>
+        <w:pStyle w:val="ListParagraph"/>
+        <w:numPr>
+          <w:ilvl w:val="0"/>
+          <w:numId w:val="2"/>
+        </w:numPr>
+        <w:spacing w:after="80"/>
+      </w:pPr>
+      <w:r>
+        <w:rPr>
+          <w:rFonts w:ascii="Calibri" w:cs="Calibri" w:eastAsia="Calibri" w:hAnsi="Calibri"/>
+          <w:sz w:val="22"/>
+          <w:szCs w:val="22"/>
+        </w:rPr>
+        <w:t xml:space="preserve">Linear: if x³ = c₁x¹ + c₂x², then y³ = c₁y¹ + c₂y² (each output is a weighted sum, so weights pass through). Time-invariant: replacing x[n] by x[n−m] replaces y[n] by y[n−m], because the coefficients do not depend on n.</w:t>
       </w:r>
     </w:p>
     <w:p>
@@ -369,53 +405,187 @@
           <w:sz w:val="22"/>
           <w:szCs w:val="22"/>
         </w:rPr>
-        <w:t xml:space="preserve">Timing ≈ 4 min. b = (1, 2, 2, 1), M = 3, y[n] = x[n] + 2x[n−1] + 2x[n−2] + x[n−3]; input x[0] = 1, x[1] = 0, x[2] = 2, x[3] = 3, zero elsewhere.</w:t>
-      </w:r>
-    </w:p>
-    <w:p>
-      <w:pPr>
-        <w:pStyle w:val="ListParagraph"/>
-        <w:numPr>
-          <w:ilvl w:val="0"/>
-          <w:numId w:val="2"/>
-        </w:numPr>
-        <w:spacing w:after="80"/>
-      </w:pPr>
-      <w:r>
-        <w:rPr>
-          <w:rFonts w:ascii="Calibri" w:cs="Calibri" w:eastAsia="Calibri" w:hAnsi="Calibri"/>
-          <w:sz w:val="22"/>
-          <w:szCs w:val="22"/>
-        </w:rPr>
-        <w:t xml:space="preserve">y[0] = 1; y[1] = x[1] + 2x[0] = 0 + 2 = 2; y[2] = x[2] + 2x[1] + 2x[0] = 2 + 0 + 2 = 4; y[3] = x[3] + 2x[2] + 2x[1] + x[0] = 3 + 4 + 0 + 1 = 8; y[4] = 2x[3] + 2x[2] + x[1] = 6 + 4 + 0 = 10; y[5] = 2x[3] + x[2] = 6 + 2 = 8; y[6] = x[3] = 3; y[n] = 0 otherwise. Terms with an index outside 0…3 are zero.</w:t>
-      </w:r>
-    </w:p>
-    <w:p>
-      <w:pPr>
-        <w:pBdr>
-          <w:left w:val="single" w:color="7A1A1A" w:sz="18" w:space="8"/>
-        </w:pBdr>
-        <w:spacing w:after="140" w:before="100"/>
-        <w:ind w:left="360"/>
-      </w:pPr>
-      <w:r>
-        <w:rPr>
-          <w:rFonts w:ascii="Calibri" w:cs="Calibri" w:eastAsia="Calibri" w:hAnsi="Calibri"/>
-          <w:b/>
-          <w:bCs/>
-          <w:color w:val="7A1A1A"/>
-          <w:sz w:val="22"/>
-          <w:szCs w:val="22"/>
-        </w:rPr>
-        <w:t xml:space="preserve">Check: </w:t>
-      </w:r>
-      <w:r>
-        <w:rPr>
-          <w:rFonts w:ascii="Calibri" w:cs="Calibri" w:eastAsia="Calibri" w:hAnsi="Calibri"/>
-          <w:sz w:val="22"/>
-          <w:szCs w:val="22"/>
-        </w:rPr>
-        <w:t xml:space="preserve">Σy = (Σb)(Σx) = 6 · 6 = 36 and 1 + 2 + 4 + 8 + 10 + 8 + 3 = 36. The output has 4 + M = 7 nonzero samples.</w:t>
+        <w:t xml:space="preserve">Given: b = (1, 2, 2, 1), M = 3, so y[n] = x[n] + 2x[n−1] + 2x[n−2] + x[n−3]. Input: x[0] = 1, x[1] = 0, x[2] = 2, x[3] = 3, and x[n] = 0 for every other n (including all negative n).</w:t>
+      </w:r>
+    </w:p>
+    <w:p>
+      <w:pPr>
+        <w:pStyle w:val="ListParagraph"/>
+        <w:numPr>
+          <w:ilvl w:val="0"/>
+          <w:numId w:val="2"/>
+        </w:numPr>
+        <w:spacing w:after="80"/>
+      </w:pPr>
+      <w:r>
+        <w:rPr>
+          <w:rFonts w:ascii="Calibri" w:cs="Calibri" w:eastAsia="Calibri" w:hAnsi="Calibri"/>
+          <w:sz w:val="22"/>
+          <w:szCs w:val="22"/>
+        </w:rPr>
+        <w:t xml:space="preserve">Rule for the board: any term whose index m in x[m] is below 0 or above 3 is zero, so drop it.</w:t>
+      </w:r>
+    </w:p>
+    <w:p>
+      <w:pPr>
+        <w:pStyle w:val="ListParagraph"/>
+        <w:numPr>
+          <w:ilvl w:val="0"/>
+          <w:numId w:val="2"/>
+        </w:numPr>
+        <w:spacing w:after="80"/>
+      </w:pPr>
+      <w:r>
+        <w:rPr>
+          <w:rFonts w:ascii="Calibri" w:cs="Calibri" w:eastAsia="Calibri" w:hAnsi="Calibri"/>
+          <w:sz w:val="22"/>
+          <w:szCs w:val="22"/>
+        </w:rPr>
+        <w:t xml:space="preserve">Step 1 — y[0] = x[0] + 2x[−1] + 2x[−2] + x[−3] = 1 + 0 + 0 + 0 = 1.</w:t>
+      </w:r>
+    </w:p>
+    <w:p>
+      <w:pPr>
+        <w:pStyle w:val="ListParagraph"/>
+        <w:numPr>
+          <w:ilvl w:val="0"/>
+          <w:numId w:val="2"/>
+        </w:numPr>
+        <w:spacing w:after="80"/>
+      </w:pPr>
+      <w:r>
+        <w:rPr>
+          <w:rFonts w:ascii="Calibri" w:cs="Calibri" w:eastAsia="Calibri" w:hAnsi="Calibri"/>
+          <w:sz w:val="22"/>
+          <w:szCs w:val="22"/>
+        </w:rPr>
+        <w:t xml:space="preserve">Step 2 — y[1] = x[1] + 2x[0] + 2x[−1] + x[−2] = 0 + 2(1) + 0 + 0 = 2.</w:t>
+      </w:r>
+    </w:p>
+    <w:p>
+      <w:pPr>
+        <w:pStyle w:val="ListParagraph"/>
+        <w:numPr>
+          <w:ilvl w:val="0"/>
+          <w:numId w:val="2"/>
+        </w:numPr>
+        <w:spacing w:after="80"/>
+      </w:pPr>
+      <w:r>
+        <w:rPr>
+          <w:rFonts w:ascii="Calibri" w:cs="Calibri" w:eastAsia="Calibri" w:hAnsi="Calibri"/>
+          <w:sz w:val="22"/>
+          <w:szCs w:val="22"/>
+        </w:rPr>
+        <w:t xml:space="preserve">Step 3 — y[2] = x[2] + 2x[1] + 2x[0] + x[−1] = 2 + 2(0) + 2(1) + 0 = 2 + 0 + 2 = 4.</w:t>
+      </w:r>
+    </w:p>
+    <w:p>
+      <w:pPr>
+        <w:pStyle w:val="ListParagraph"/>
+        <w:numPr>
+          <w:ilvl w:val="0"/>
+          <w:numId w:val="2"/>
+        </w:numPr>
+        <w:spacing w:after="80"/>
+      </w:pPr>
+      <w:r>
+        <w:rPr>
+          <w:rFonts w:ascii="Calibri" w:cs="Calibri" w:eastAsia="Calibri" w:hAnsi="Calibri"/>
+          <w:sz w:val="22"/>
+          <w:szCs w:val="22"/>
+        </w:rPr>
+        <w:t xml:space="preserve">Step 4 — y[3] = x[3] + 2x[2] + 2x[1] + x[0] = 3 + 2(2) + 2(0) + 1 = 3 + 4 + 0 + 1 = 8.</w:t>
+      </w:r>
+    </w:p>
+    <w:p>
+      <w:pPr>
+        <w:pStyle w:val="ListParagraph"/>
+        <w:numPr>
+          <w:ilvl w:val="0"/>
+          <w:numId w:val="2"/>
+        </w:numPr>
+        <w:spacing w:after="80"/>
+      </w:pPr>
+      <w:r>
+        <w:rPr>
+          <w:rFonts w:ascii="Calibri" w:cs="Calibri" w:eastAsia="Calibri" w:hAnsi="Calibri"/>
+          <w:sz w:val="22"/>
+          <w:szCs w:val="22"/>
+        </w:rPr>
+        <w:t xml:space="preserve">Step 5 — y[4] = x[4] + 2x[3] + 2x[2] + x[1] = 0 + 2(3) + 2(2) + 0 = 6 + 4 = 10.</w:t>
+      </w:r>
+    </w:p>
+    <w:p>
+      <w:pPr>
+        <w:pStyle w:val="ListParagraph"/>
+        <w:numPr>
+          <w:ilvl w:val="0"/>
+          <w:numId w:val="2"/>
+        </w:numPr>
+        <w:spacing w:after="80"/>
+      </w:pPr>
+      <w:r>
+        <w:rPr>
+          <w:rFonts w:ascii="Calibri" w:cs="Calibri" w:eastAsia="Calibri" w:hAnsi="Calibri"/>
+          <w:sz w:val="22"/>
+          <w:szCs w:val="22"/>
+        </w:rPr>
+        <w:t xml:space="preserve">Step 6 — y[5] = x[5] + 2x[4] + 2x[3] + x[2] = 0 + 0 + 2(3) + 2 = 8.</w:t>
+      </w:r>
+    </w:p>
+    <w:p>
+      <w:pPr>
+        <w:pStyle w:val="ListParagraph"/>
+        <w:numPr>
+          <w:ilvl w:val="0"/>
+          <w:numId w:val="2"/>
+        </w:numPr>
+        <w:spacing w:after="80"/>
+      </w:pPr>
+      <w:r>
+        <w:rPr>
+          <w:rFonts w:ascii="Calibri" w:cs="Calibri" w:eastAsia="Calibri" w:hAnsi="Calibri"/>
+          <w:sz w:val="22"/>
+          <w:szCs w:val="22"/>
+        </w:rPr>
+        <w:t xml:space="preserve">Step 7 — y[6] = x[6] + 2x[5] + 2x[4] + x[3] = 0 + 0 + 0 + 3 = 3. For n ≥ 7 every index is above 3, so y[n] = 0; for n &lt; 0 likewise.</w:t>
+      </w:r>
+    </w:p>
+    <w:p>
+      <w:pPr>
+        <w:pStyle w:val="ListParagraph"/>
+        <w:numPr>
+          <w:ilvl w:val="0"/>
+          <w:numId w:val="2"/>
+        </w:numPr>
+        <w:spacing w:after="80"/>
+      </w:pPr>
+      <w:r>
+        <w:rPr>
+          <w:rFonts w:ascii="Calibri" w:cs="Calibri" w:eastAsia="Calibri" w:hAnsi="Calibri"/>
+          <w:sz w:val="22"/>
+          <w:szCs w:val="22"/>
+        </w:rPr>
+        <w:t xml:space="preserve">Result: y = (1, 2, 4, 8, 10, 8, 3), the 4 + M = 7 nonzero samples n = 0 … 6 (input length 4 plus M).</w:t>
+      </w:r>
+    </w:p>
+    <w:p>
+      <w:pPr>
+        <w:pStyle w:val="ListParagraph"/>
+        <w:numPr>
+          <w:ilvl w:val="0"/>
+          <w:numId w:val="2"/>
+        </w:numPr>
+        <w:spacing w:after="80"/>
+      </w:pPr>
+      <w:r>
+        <w:rPr>
+          <w:rFonts w:ascii="Calibri" w:cs="Calibri" w:eastAsia="Calibri" w:hAnsi="Calibri"/>
+          <w:sz w:val="22"/>
+          <w:szCs w:val="22"/>
+        </w:rPr>
+        <w:t xml:space="preserve">Check: Σy = (Σb)(Σx). Σb = 1+2+2+1 = 6, Σx = 1+0+2+3 = 6, product 36. Σy = 1+2+4+8+10+8+3 = 36 ✓. (Reason: summing y[n] = Σ b_k x[n−k] over all n counts every product b_kx[m] exactly once.) The notebook’s np.convolve([1,2,2,1],[1,0,2,3]) prints the same seven numbers.</w:t>
       </w:r>
     </w:p>
     <w:p>
@@ -463,71 +633,133 @@
           <w:sz w:val="22"/>
           <w:szCs w:val="22"/>
         </w:rPr>
-        <w:t xml:space="preserve">Derivation to put on the board: x[n−k] = e^{jΩ(n−k)} = e^{jΩn}·e^{−jΩk}, so y[n] = (Σ_{k=0}^{M} b_k e^{−jΩk}) e^{jΩn} = H(e^{jΩ}) e^{jΩn}.</w:t>
-      </w:r>
-    </w:p>
-    <w:p>
-      <w:pPr>
-        <w:pStyle w:val="ListParagraph"/>
-        <w:numPr>
-          <w:ilvl w:val="0"/>
-          <w:numId w:val="2"/>
-        </w:numPr>
-        <w:spacing w:after="80"/>
-      </w:pPr>
-      <w:r>
-        <w:rPr>
-          <w:rFonts w:ascii="Calibri" w:cs="Calibri" w:eastAsia="Calibri" w:hAnsi="Calibri"/>
-          <w:sz w:val="22"/>
-          <w:szCs w:val="22"/>
-        </w:rPr>
-        <w:t xml:space="preserve">Same input exponential comes out, multiplied by one complex number H(e^{jΩ}) that depends only on Ω.</w:t>
-      </w:r>
-    </w:p>
-    <w:p>
-      <w:pPr>
-        <w:pStyle w:val="ListParagraph"/>
-        <w:numPr>
-          <w:ilvl w:val="0"/>
-          <w:numId w:val="2"/>
-        </w:numPr>
-        <w:spacing w:after="80"/>
-      </w:pPr>
-      <w:r>
-        <w:rPr>
-          <w:rFonts w:ascii="Calibri" w:cs="Calibri" w:eastAsia="Calibri" w:hAnsi="Calibri"/>
-          <w:sz w:val="22"/>
-          <w:szCs w:val="22"/>
-        </w:rPr>
-        <w:t xml:space="preserve">System function H(z) = b₀ + b₁z⁻¹ + … + b_M z^{−M} for any complex z; H(e^{jΩ}) is H(z) on the unit circle |z| = 1.</w:t>
-      </w:r>
-    </w:p>
-    <w:p>
-      <w:pPr>
-        <w:pBdr>
-          <w:left w:val="single" w:color="7A1A1A" w:sz="18" w:space="8"/>
-        </w:pBdr>
-        <w:spacing w:after="140" w:before="100"/>
-        <w:ind w:left="360"/>
-      </w:pPr>
-      <w:r>
-        <w:rPr>
-          <w:rFonts w:ascii="Calibri" w:cs="Calibri" w:eastAsia="Calibri" w:hAnsi="Calibri"/>
-          <w:b/>
-          <w:bCs/>
-          <w:color w:val="7A1A1A"/>
-          <w:sz w:val="22"/>
-          <w:szCs w:val="22"/>
-        </w:rPr>
-        <w:t xml:space="preserve">Why it matters: </w:t>
-      </w:r>
-      <w:r>
-        <w:rPr>
-          <w:rFonts w:ascii="Calibri" w:cs="Calibri" w:eastAsia="Calibri" w:hAnsi="Calibri"/>
-          <w:sz w:val="22"/>
-          <w:szCs w:val="22"/>
-        </w:rPr>
-        <w:t xml:space="preserve">This is the hinge of the lecture; every example that follows is “evaluate H at the right point”.</w:t>
+        <w:t xml:space="preserve">Meaning of the words. Eigenfunction: an input that comes out of the system as itself times a constant. Example y[n] = x[n] + x[n−1] with x[n] = 1 (Ω = 0): y[n] = 1 + 1 = 2 = 2·x[n]; the constant is H(e^{j0}) = 1 + 1 = 2. (This example is now on the slide.)</w:t>
+      </w:r>
+    </w:p>
+    <w:p>
+      <w:pPr>
+        <w:pStyle w:val="ListParagraph"/>
+        <w:numPr>
+          <w:ilvl w:val="0"/>
+          <w:numId w:val="2"/>
+        </w:numPr>
+        <w:spacing w:after="80"/>
+      </w:pPr>
+      <w:r>
+        <w:rPr>
+          <w:rFonts w:ascii="Calibri" w:cs="Calibri" w:eastAsia="Calibri" w:hAnsi="Calibri"/>
+          <w:sz w:val="22"/>
+          <w:szCs w:val="22"/>
+        </w:rPr>
+        <w:t xml:space="preserve">Notation. Ω is the discrete-time frequency in rad/sample; e^{jΩn} = cos Ωn + j sin Ωn is a complex sinusoid; j = √−1. H(e^{jΩ}) is the frequency response (a complex number for each Ω).</w:t>
+      </w:r>
+    </w:p>
+    <w:p>
+      <w:pPr>
+        <w:pStyle w:val="ListParagraph"/>
+        <w:numPr>
+          <w:ilvl w:val="0"/>
+          <w:numId w:val="2"/>
+        </w:numPr>
+        <w:spacing w:after="80"/>
+      </w:pPr>
+      <w:r>
+        <w:rPr>
+          <w:rFonts w:ascii="Calibri" w:cs="Calibri" w:eastAsia="Calibri" w:hAnsi="Calibri"/>
+          <w:sz w:val="22"/>
+          <w:szCs w:val="22"/>
+        </w:rPr>
+        <w:t xml:space="preserve">Derivation, Step 1 — feed x[n] = e^{jΩn} into y[n] = Σ_{k=0}^{M} b_k x[n−k]. Then x[n−k] = e^{jΩ(n−k)}.</w:t>
+      </w:r>
+    </w:p>
+    <w:p>
+      <w:pPr>
+        <w:pStyle w:val="ListParagraph"/>
+        <w:numPr>
+          <w:ilvl w:val="0"/>
+          <w:numId w:val="2"/>
+        </w:numPr>
+        <w:spacing w:after="80"/>
+      </w:pPr>
+      <w:r>
+        <w:rPr>
+          <w:rFonts w:ascii="Calibri" w:cs="Calibri" w:eastAsia="Calibri" w:hAnsi="Calibri"/>
+          <w:sz w:val="22"/>
+          <w:szCs w:val="22"/>
+        </w:rPr>
+        <w:t xml:space="preserve">Step 2 — split the exponent (powers add): e^{jΩ(n−k)} = e^{jΩn}·e^{−jΩk}.</w:t>
+      </w:r>
+    </w:p>
+    <w:p>
+      <w:pPr>
+        <w:pStyle w:val="ListParagraph"/>
+        <w:numPr>
+          <w:ilvl w:val="0"/>
+          <w:numId w:val="2"/>
+        </w:numPr>
+        <w:spacing w:after="80"/>
+      </w:pPr>
+      <w:r>
+        <w:rPr>
+          <w:rFonts w:ascii="Calibri" w:cs="Calibri" w:eastAsia="Calibri" w:hAnsi="Calibri"/>
+          <w:sz w:val="22"/>
+          <w:szCs w:val="22"/>
+        </w:rPr>
+        <w:t xml:space="preserve">Step 3 — y[n] = Σ_k b_k e^{−jΩk}·e^{jΩn}. The factor e^{jΩn} does not depend on k, so pull it out of the sum: y[n] = (Σ_k b_k e^{−jΩk}) e^{jΩn}.</w:t>
+      </w:r>
+    </w:p>
+    <w:p>
+      <w:pPr>
+        <w:pStyle w:val="ListParagraph"/>
+        <w:numPr>
+          <w:ilvl w:val="0"/>
+          <w:numId w:val="2"/>
+        </w:numPr>
+        <w:spacing w:after="80"/>
+      </w:pPr>
+      <w:r>
+        <w:rPr>
+          <w:rFonts w:ascii="Calibri" w:cs="Calibri" w:eastAsia="Calibri" w:hAnsi="Calibri"/>
+          <w:sz w:val="22"/>
+          <w:szCs w:val="22"/>
+        </w:rPr>
+        <w:t xml:space="preserve">Step 4 — name the bracket: H(e^{jΩ}) = b₀ + b₁e^{−jΩ} + … + b_Me^{−jMΩ}. So y[n] = H(e^{jΩ})e^{jΩn}: the same sinusoid, multiplied by one complex number that depends only on Ω.</w:t>
+      </w:r>
+    </w:p>
+    <w:p>
+      <w:pPr>
+        <w:pStyle w:val="ListParagraph"/>
+        <w:numPr>
+          <w:ilvl w:val="0"/>
+          <w:numId w:val="2"/>
+        </w:numPr>
+        <w:spacing w:after="80"/>
+      </w:pPr>
+      <w:r>
+        <w:rPr>
+          <w:rFonts w:ascii="Calibri" w:cs="Calibri" w:eastAsia="Calibri" w:hAnsi="Calibri"/>
+          <w:sz w:val="22"/>
+          <w:szCs w:val="22"/>
+        </w:rPr>
+        <w:t xml:space="preserve">System function: replace e^{jΩ} by any complex number z. x[n] = zⁿ gives x[n−k] = z^{n−k} = z^{−k}zⁿ, so y[n] = H(z)zⁿ with H(z) = b₀ + b₁z⁻¹ + … + b_Mz^{−M}. On the unit circle |z| = 1, z = e^{jΩ} and H(z) = H(e^{jΩ}).</w:t>
+      </w:r>
+    </w:p>
+    <w:p>
+      <w:pPr>
+        <w:pStyle w:val="ListParagraph"/>
+        <w:numPr>
+          <w:ilvl w:val="0"/>
+          <w:numId w:val="2"/>
+        </w:numPr>
+        <w:spacing w:after="80"/>
+      </w:pPr>
+      <w:r>
+        <w:rPr>
+          <w:rFonts w:ascii="Calibri" w:cs="Calibri" w:eastAsia="Calibri" w:hAnsi="Calibri"/>
+          <w:sz w:val="22"/>
+          <w:szCs w:val="22"/>
+        </w:rPr>
+        <w:t xml:space="preserve">Why it matters: This is the hinge of the lecture; every example that follows is “evaluate H at the right point”.</w:t>
       </w:r>
     </w:p>
     <w:p>
@@ -575,79 +807,115 @@
           <w:sz w:val="22"/>
           <w:szCs w:val="22"/>
         </w:rPr>
-        <w:t xml:space="preserve">Timing ≈ 4 min. b = (1, 2, 2, 1), Ω = π/2, x[n] = e^{jπn/2}, so x[0..4] = 1, j, −1, −j, 1.</w:t>
-      </w:r>
-    </w:p>
-    <w:p>
-      <w:pPr>
-        <w:pStyle w:val="ListParagraph"/>
-        <w:numPr>
-          <w:ilvl w:val="0"/>
-          <w:numId w:val="2"/>
-        </w:numPr>
-        <w:spacing w:after="80"/>
-      </w:pPr>
-      <w:r>
-        <w:rPr>
-          <w:rFonts w:ascii="Calibri" w:cs="Calibri" w:eastAsia="Calibri" w:hAnsi="Calibri"/>
-          <w:sz w:val="22"/>
-          <w:szCs w:val="22"/>
-        </w:rPr>
-        <w:t xml:space="preserve">Step 1: e^{−jπ/2} = −j, e^{−jπ} = −1, e^{−j3π/2} = +j; H = 1 + 2(−j) + 2(−1) + j = (1 − 2) + (−2j + j) = −1 − j.</w:t>
-      </w:r>
-    </w:p>
-    <w:p>
-      <w:pPr>
-        <w:pStyle w:val="ListParagraph"/>
-        <w:numPr>
-          <w:ilvl w:val="0"/>
-          <w:numId w:val="2"/>
-        </w:numPr>
-        <w:spacing w:after="80"/>
-      </w:pPr>
-      <w:r>
-        <w:rPr>
-          <w:rFonts w:ascii="Calibri" w:cs="Calibri" w:eastAsia="Calibri" w:hAnsi="Calibri"/>
-          <w:sz w:val="22"/>
-          <w:szCs w:val="22"/>
-        </w:rPr>
-        <w:t xml:space="preserve">Step 2: |H| = √2 = 1.414; both parts are negative, so the angle is in the third quadrant: −135° = −3π/4 rad (not −45°).</w:t>
-      </w:r>
-    </w:p>
-    <w:p>
-      <w:pPr>
-        <w:pStyle w:val="ListParagraph"/>
-        <w:numPr>
-          <w:ilvl w:val="0"/>
-          <w:numId w:val="2"/>
-        </w:numPr>
-        <w:spacing w:after="80"/>
-      </w:pPr>
-      <w:r>
-        <w:rPr>
-          <w:rFonts w:ascii="Calibri" w:cs="Calibri" w:eastAsia="Calibri" w:hAnsi="Calibri"/>
-          <w:sz w:val="22"/>
-          <w:szCs w:val="22"/>
-        </w:rPr>
-        <w:t xml:space="preserve">Step 3: A(π/2) = 4cos(π/4) + 2cos(3π/4) = 2.828 − 1.414 = 1.414 &gt; 0, so H = 1.414 e^{−j3π/4}, the same number.</w:t>
-      </w:r>
-    </w:p>
-    <w:p>
-      <w:pPr>
-        <w:pStyle w:val="ListParagraph"/>
-        <w:numPr>
-          <w:ilvl w:val="0"/>
-          <w:numId w:val="2"/>
-        </w:numPr>
-        <w:spacing w:after="80"/>
-      </w:pPr>
-      <w:r>
-        <w:rPr>
-          <w:rFonts w:ascii="Calibri" w:cs="Calibri" w:eastAsia="Calibri" w:hAnsi="Calibri"/>
-          <w:sz w:val="22"/>
-          <w:szCs w:val="22"/>
-        </w:rPr>
-        <w:t xml:space="preserve">Step 4, time domain: y[3] = x[3] + 2x[2] + 2x[1] + x[0] = −j − 2 + 2j + 1 = −1 + j and H x[3] = (−1 − j)(−j) = −1 + j ✓; y[4] = 1 − 2j − 2 + j = −1 − j = H x[4] ✓.</w:t>
+        <w:t xml:space="preserve">Given: b = (1, 2, 2, 1), Ω = π/2, x[n] = e^{jπn/2}. Values: n = 0 → e⁰ = 1; n = 1 → e^{jπ/2} = cos 90° + j sin 90° = j; n = 2 → e^{jπ} = −1; n = 3 → e^{j3π/2} = −j; n = 4 → e^{j2π} = 1. So x[0..4] = 1, j, −1, −j, 1.</w:t>
+      </w:r>
+    </w:p>
+    <w:p>
+      <w:pPr>
+        <w:pStyle w:val="ListParagraph"/>
+        <w:numPr>
+          <w:ilvl w:val="0"/>
+          <w:numId w:val="2"/>
+        </w:numPr>
+        <w:spacing w:after="80"/>
+      </w:pPr>
+      <w:r>
+        <w:rPr>
+          <w:rFonts w:ascii="Calibri" w:cs="Calibri" w:eastAsia="Calibri" w:hAnsi="Calibri"/>
+          <w:sz w:val="22"/>
+          <w:szCs w:val="22"/>
+        </w:rPr>
+        <w:t xml:space="preserve">Step 1 — the needed powers e^{−jkΩ} = cos(kπ/2) − j sin(kπ/2): k = 1: e^{−jπ/2} = 0 − j = −j; k = 2: e^{−jπ} = −1 − 0j = −1; k = 3: e^{−j3π/2} = 0 − j(−1) = +j.</w:t>
+      </w:r>
+    </w:p>
+    <w:p>
+      <w:pPr>
+        <w:pStyle w:val="ListParagraph"/>
+        <w:numPr>
+          <w:ilvl w:val="0"/>
+          <w:numId w:val="2"/>
+        </w:numPr>
+        <w:spacing w:after="80"/>
+      </w:pPr>
+      <w:r>
+        <w:rPr>
+          <w:rFonts w:ascii="Calibri" w:cs="Calibri" w:eastAsia="Calibri" w:hAnsi="Calibri"/>
+          <w:sz w:val="22"/>
+          <w:szCs w:val="22"/>
+        </w:rPr>
+        <w:t xml:space="preserve">Step 2 — H(e^{jπ/2}) = 1 + 2(−j) + 2(−1) + 1(j) = 1 − 2j − 2 + j. Real parts: 1 − 2 = −1. Imaginary parts: −2j + j = −j. So H = −1 − j.</w:t>
+      </w:r>
+    </w:p>
+    <w:p>
+      <w:pPr>
+        <w:pStyle w:val="ListParagraph"/>
+        <w:numPr>
+          <w:ilvl w:val="0"/>
+          <w:numId w:val="2"/>
+        </w:numPr>
+        <w:spacing w:after="80"/>
+      </w:pPr>
+      <w:r>
+        <w:rPr>
+          <w:rFonts w:ascii="Calibri" w:cs="Calibri" w:eastAsia="Calibri" w:hAnsi="Calibri"/>
+          <w:sz w:val="22"/>
+          <w:szCs w:val="22"/>
+        </w:rPr>
+        <w:t xml:space="preserve">Step 3 — polar form. |H| = √((−1)² + (−1)²) = √2 = 1.414. Both parts are negative, so H is in the third quadrant. arctan(1/1) = 45° reference angle, so ∠H = −180° + 45° = −135° = −3π/4 rad = −2.356 rad (not −45°, which is the fourth quadrant).</w:t>
+      </w:r>
+    </w:p>
+    <w:p>
+      <w:pPr>
+        <w:pStyle w:val="ListParagraph"/>
+        <w:numPr>
+          <w:ilvl w:val="0"/>
+          <w:numId w:val="2"/>
+        </w:numPr>
+        <w:spacing w:after="80"/>
+      </w:pPr>
+      <w:r>
+        <w:rPr>
+          <w:rFonts w:ascii="Calibri" w:cs="Calibri" w:eastAsia="Calibri" w:hAnsi="Calibri"/>
+          <w:sz w:val="22"/>
+          <w:szCs w:val="22"/>
+        </w:rPr>
+        <w:t xml:space="preserve">Step 4 — compare with the closed form (slide 7): A(π/2) = 4cos(π/4) + 2cos(3π/4) = 4(0.7071) + 2(−0.7071) = 2.828 − 1.414 = 1.414 &gt; 0, so H = 1.414 e^{−j3π/4} = 1.414(cos 135° − j sin 135°) = 1.414(−0.7071 − 0.7071j) = −1 − j ✓.</w:t>
+      </w:r>
+    </w:p>
+    <w:p>
+      <w:pPr>
+        <w:pStyle w:val="ListParagraph"/>
+        <w:numPr>
+          <w:ilvl w:val="0"/>
+          <w:numId w:val="2"/>
+        </w:numPr>
+        <w:spacing w:after="80"/>
+      </w:pPr>
+      <w:r>
+        <w:rPr>
+          <w:rFonts w:ascii="Calibri" w:cs="Calibri" w:eastAsia="Calibri" w:hAnsi="Calibri"/>
+          <w:sz w:val="22"/>
+          <w:szCs w:val="22"/>
+        </w:rPr>
+        <w:t xml:space="preserve">Step 5 — time-domain check at n = 3: y[3] = x[3] + 2x[2] + 2x[1] + x[0] = (−j) + 2(−1) + 2(j) + 1 = (−2 + 1) + (−j + 2j) = −1 + j. And H·x[3] = (−1 − j)(−j) = j + j² = −1 + j ✓.</w:t>
+      </w:r>
+    </w:p>
+    <w:p>
+      <w:pPr>
+        <w:pStyle w:val="ListParagraph"/>
+        <w:numPr>
+          <w:ilvl w:val="0"/>
+          <w:numId w:val="2"/>
+        </w:numPr>
+        <w:spacing w:after="80"/>
+      </w:pPr>
+      <w:r>
+        <w:rPr>
+          <w:rFonts w:ascii="Calibri" w:cs="Calibri" w:eastAsia="Calibri" w:hAnsi="Calibri"/>
+          <w:sz w:val="22"/>
+          <w:szCs w:val="22"/>
+        </w:rPr>
+        <w:t xml:space="preserve">Step 6 — at n = 4: y[4] = x[4] + 2x[3] + 2x[2] + x[1] = 1 + 2(−j) + 2(−1) + j = (1 − 2) + (−2j + j) = −1 − j, and H·x[4] = (−1 − j)(1) = −1 − j ✓. (If the input is switched on at n = 0, then y[0], y[1], y[2] are start-up values and the eigen-relation shows from n = M = 3 on; the notebook compares from n = M.)</w:t>
       </w:r>
     </w:p>
     <w:p>
@@ -695,89 +963,115 @@
           <w:sz w:val="22"/>
           <w:szCs w:val="22"/>
         </w:rPr>
-        <w:t xml:space="preserve">M = 3 and b_k = b_{3−k} (symmetric about index 3/2). H(e^{jΩ}) = 1 + 2e^{−jΩ} + 2e^{−j2Ω} + e^{−j3Ω}.</w:t>
-      </w:r>
-    </w:p>
-    <w:p>
-      <w:pPr>
-        <w:pStyle w:val="ListParagraph"/>
-        <w:numPr>
-          <w:ilvl w:val="0"/>
-          <w:numId w:val="2"/>
-        </w:numPr>
-        <w:spacing w:after="80"/>
-      </w:pPr>
-      <w:r>
-        <w:rPr>
-          <w:rFonts w:ascii="Calibri" w:cs="Calibri" w:eastAsia="Calibri" w:hAnsi="Calibri"/>
-          <w:sz w:val="22"/>
-          <w:szCs w:val="22"/>
-        </w:rPr>
-        <w:t xml:space="preserve">Outer pair: 1 + e^{−j3Ω} = e^{−j3Ω/2}(e^{j3Ω/2} + e^{−j3Ω/2}) = e^{−j3Ω/2}·2cos(3Ω/2).</w:t>
-      </w:r>
-    </w:p>
-    <w:p>
-      <w:pPr>
-        <w:pStyle w:val="ListParagraph"/>
-        <w:numPr>
-          <w:ilvl w:val="0"/>
-          <w:numId w:val="2"/>
-        </w:numPr>
-        <w:spacing w:after="80"/>
-      </w:pPr>
-      <w:r>
-        <w:rPr>
-          <w:rFonts w:ascii="Calibri" w:cs="Calibri" w:eastAsia="Calibri" w:hAnsi="Calibri"/>
-          <w:sz w:val="22"/>
-          <w:szCs w:val="22"/>
-        </w:rPr>
-        <w:t xml:space="preserve">Inner pair: 2(e^{−jΩ} + e^{−j2Ω}) = 2e^{−j3Ω/2}(e^{jΩ/2} + e^{−jΩ/2}) = e^{−j3Ω/2}·4cos(Ω/2). Euler used each time: e^{jθ} + e^{−jθ} = 2cosθ.</w:t>
-      </w:r>
-    </w:p>
-    <w:p>
-      <w:pPr>
-        <w:pStyle w:val="ListParagraph"/>
-        <w:numPr>
-          <w:ilvl w:val="0"/>
-          <w:numId w:val="2"/>
-        </w:numPr>
-        <w:spacing w:after="80"/>
-      </w:pPr>
-      <w:r>
-        <w:rPr>
-          <w:rFonts w:ascii="Calibri" w:cs="Calibri" w:eastAsia="Calibri" w:hAnsi="Calibri"/>
-          <w:sz w:val="22"/>
-          <w:szCs w:val="22"/>
-        </w:rPr>
-        <w:t xml:space="preserve">Sum: H(e^{jΩ}) = e^{−j3Ω/2}(4cos(Ω/2) + 2cos(3Ω/2)).</w:t>
-      </w:r>
-    </w:p>
-    <w:p>
-      <w:pPr>
-        <w:pBdr>
-          <w:left w:val="single" w:color="7A1A1A" w:sz="18" w:space="8"/>
-        </w:pBdr>
-        <w:spacing w:after="140" w:before="100"/>
-        <w:ind w:left="360"/>
-      </w:pPr>
-      <w:r>
-        <w:rPr>
-          <w:rFonts w:ascii="Calibri" w:cs="Calibri" w:eastAsia="Calibri" w:hAnsi="Calibri"/>
-          <w:b/>
-          <w:bCs/>
-          <w:color w:val="7A1A1A"/>
-          <w:sz w:val="22"/>
-          <w:szCs w:val="22"/>
-        </w:rPr>
-        <w:t xml:space="preserve">Takeaway: </w:t>
-      </w:r>
-      <w:r>
-        <w:rPr>
-          <w:rFonts w:ascii="Calibri" w:cs="Calibri" w:eastAsia="Calibri" w:hAnsi="Calibri"/>
-          <w:sz w:val="22"/>
-          <w:szCs w:val="22"/>
-        </w:rPr>
-        <w:t xml:space="preserve">Symmetric coefficients let you factor out the midpoint phase e^{−jMΩ/2}, leaving a real factor: that is linear phase.</w:t>
+        <w:t xml:space="preserve">Given: b = (1, 2, 2, 1)ᵀ, M = 3. Symmetric: b_k = b_{3−k} (b₀ = b₃ = 1, b₁ = b₂ = 2), symmetric about the midpoint index 3/2. Euler used each time: e^{jθ} + e^{−jθ} = 2cos θ.</w:t>
+      </w:r>
+    </w:p>
+    <w:p>
+      <w:pPr>
+        <w:pStyle w:val="ListParagraph"/>
+        <w:numPr>
+          <w:ilvl w:val="0"/>
+          <w:numId w:val="2"/>
+        </w:numPr>
+        <w:spacing w:after="80"/>
+      </w:pPr>
+      <w:r>
+        <w:rPr>
+          <w:rFonts w:ascii="Calibri" w:cs="Calibri" w:eastAsia="Calibri" w:hAnsi="Calibri"/>
+          <w:sz w:val="22"/>
+          <w:szCs w:val="22"/>
+        </w:rPr>
+        <w:t xml:space="preserve">Step 1 — write H: H(e^{jΩ}) = 1 + 2e^{−jΩ} + 2e^{−j2Ω} + e^{−j3Ω}. The idea: pair the equal coefficients and factor out the midpoint phase e^{−j3Ω/2}.</w:t>
+      </w:r>
+    </w:p>
+    <w:p>
+      <w:pPr>
+        <w:pStyle w:val="ListParagraph"/>
+        <w:numPr>
+          <w:ilvl w:val="0"/>
+          <w:numId w:val="2"/>
+        </w:numPr>
+        <w:spacing w:after="80"/>
+      </w:pPr>
+      <w:r>
+        <w:rPr>
+          <w:rFonts w:ascii="Calibri" w:cs="Calibri" w:eastAsia="Calibri" w:hAnsi="Calibri"/>
+          <w:sz w:val="22"/>
+          <w:szCs w:val="22"/>
+        </w:rPr>
+        <w:t xml:space="preserve">Step 2 — outer pair. 1 + e^{−j3Ω} = e^{−j3Ω/2}(e^{+j3Ω/2} + e^{−j3Ω/2}). Check: e^{−j3Ω/2}e^{+j3Ω/2} = 1 and e^{−j3Ω/2}e^{−j3Ω/2} = e^{−j3Ω}. Euler with θ = 3Ω/2: = e^{−j3Ω/2}·2cos(3Ω/2).</w:t>
+      </w:r>
+    </w:p>
+    <w:p>
+      <w:pPr>
+        <w:pStyle w:val="ListParagraph"/>
+        <w:numPr>
+          <w:ilvl w:val="0"/>
+          <w:numId w:val="2"/>
+        </w:numPr>
+        <w:spacing w:after="80"/>
+      </w:pPr>
+      <w:r>
+        <w:rPr>
+          <w:rFonts w:ascii="Calibri" w:cs="Calibri" w:eastAsia="Calibri" w:hAnsi="Calibri"/>
+          <w:sz w:val="22"/>
+          <w:szCs w:val="22"/>
+        </w:rPr>
+        <w:t xml:space="preserve">Step 3 — inner pair. 2(e^{−jΩ} + e^{−j2Ω}) = 2e^{−j3Ω/2}(e^{+jΩ/2} + e^{−jΩ/2}). Check: e^{−j3Ω/2}e^{jΩ/2} = e^{−jΩ} and e^{−j3Ω/2}e^{−jΩ/2} = e^{−j2Ω}. Euler with θ = Ω/2: = e^{−j3Ω/2}·4cos(Ω/2).</w:t>
+      </w:r>
+    </w:p>
+    <w:p>
+      <w:pPr>
+        <w:pStyle w:val="ListParagraph"/>
+        <w:numPr>
+          <w:ilvl w:val="0"/>
+          <w:numId w:val="2"/>
+        </w:numPr>
+        <w:spacing w:after="80"/>
+      </w:pPr>
+      <w:r>
+        <w:rPr>
+          <w:rFonts w:ascii="Calibri" w:cs="Calibri" w:eastAsia="Calibri" w:hAnsi="Calibri"/>
+          <w:sz w:val="22"/>
+          <w:szCs w:val="22"/>
+        </w:rPr>
+        <w:t xml:space="preserve">Step 4 — add: H(e^{jΩ}) = e^{−j3Ω/2}[4cos(Ω/2) + 2cos(3Ω/2)].</w:t>
+      </w:r>
+    </w:p>
+    <w:p>
+      <w:pPr>
+        <w:pStyle w:val="ListParagraph"/>
+        <w:numPr>
+          <w:ilvl w:val="0"/>
+          <w:numId w:val="2"/>
+        </w:numPr>
+        <w:spacing w:after="80"/>
+      </w:pPr>
+      <w:r>
+        <w:rPr>
+          <w:rFonts w:ascii="Calibri" w:cs="Calibri" w:eastAsia="Calibri" w:hAnsi="Calibri"/>
+          <w:sz w:val="22"/>
+          <w:szCs w:val="22"/>
+        </w:rPr>
+        <w:t xml:space="preserve">Check at Ω = π/2 (done on slide 6): e^{−j3π/4}[4cos(π/4) + 2cos(3π/4)] = (−0.7071 − 0.7071j)(1.414) = −1 − j ✓. Check at Ω = 0: bracket = 4 + 2 = 6 = Σb ✓.</w:t>
+      </w:r>
+    </w:p>
+    <w:p>
+      <w:pPr>
+        <w:pStyle w:val="ListParagraph"/>
+        <w:numPr>
+          <w:ilvl w:val="0"/>
+          <w:numId w:val="2"/>
+        </w:numPr>
+        <w:spacing w:after="80"/>
+      </w:pPr>
+      <w:r>
+        <w:rPr>
+          <w:rFonts w:ascii="Calibri" w:cs="Calibri" w:eastAsia="Calibri" w:hAnsi="Calibri"/>
+          <w:sz w:val="22"/>
+          <w:szCs w:val="22"/>
+        </w:rPr>
+        <w:t xml:space="preserve">Takeaway: Symmetric coefficients let you factor out the midpoint phase e^{−jMΩ/2}, leaving a real factor: that is linear phase.</w:t>
       </w:r>
     </w:p>
     <w:p>
@@ -825,79 +1119,151 @@
           <w:sz w:val="22"/>
           <w:szCs w:val="22"/>
         </w:rPr>
-        <w:t xml:space="preserve">Let A(Ω) = 4cos(Ω/2) + 2cos(3Ω/2), a real number. |e^{−j3Ω/2}| = 1, so |H| = |A|.</w:t>
-      </w:r>
-    </w:p>
-    <w:p>
-      <w:pPr>
-        <w:pStyle w:val="ListParagraph"/>
-        <w:numPr>
-          <w:ilvl w:val="0"/>
-          <w:numId w:val="2"/>
-        </w:numPr>
-        <w:spacing w:after="80"/>
-      </w:pPr>
-      <w:r>
-        <w:rPr>
-          <w:rFonts w:ascii="Calibri" w:cs="Calibri" w:eastAsia="Calibri" w:hAnsi="Calibri"/>
-          <w:sz w:val="22"/>
-          <w:szCs w:val="22"/>
-        </w:rPr>
-        <w:t xml:space="preserve">Phase: ∠H = −3Ω/2 if A &gt; 0, and −3Ω/2 ± π if A &lt; 0 (a negative real factor is e^{±jπ} times its magnitude).</w:t>
-      </w:r>
-    </w:p>
-    <w:p>
-      <w:pPr>
-        <w:pStyle w:val="ListParagraph"/>
-        <w:numPr>
-          <w:ilvl w:val="0"/>
-          <w:numId w:val="2"/>
-        </w:numPr>
-        <w:spacing w:after="80"/>
-      </w:pPr>
-      <w:r>
-        <w:rPr>
-          <w:rFonts w:ascii="Calibri" w:cs="Calibri" w:eastAsia="Calibri" w:hAnsi="Calibri"/>
-          <w:sz w:val="22"/>
-          <w:szCs w:val="22"/>
-        </w:rPr>
-        <w:t xml:space="preserve">Zeros: put c = cos(Ω/2) and use cos3θ = 4cos³θ − 3cosθ with θ = Ω/2: A = 4c + 2(4c³ − 3c) = 8c³ − 2c = 2c(2c−1)(2c+1).</w:t>
-      </w:r>
-    </w:p>
-    <w:p>
-      <w:pPr>
-        <w:pStyle w:val="ListParagraph"/>
-        <w:numPr>
-          <w:ilvl w:val="0"/>
-          <w:numId w:val="2"/>
-        </w:numPr>
-        <w:spacing w:after="80"/>
-      </w:pPr>
-      <w:r>
-        <w:rPr>
-          <w:rFonts w:ascii="Calibri" w:cs="Calibri" w:eastAsia="Calibri" w:hAnsi="Calibri"/>
-          <w:sz w:val="22"/>
-          <w:szCs w:val="22"/>
-        </w:rPr>
-        <w:t xml:space="preserve">c = 0 → Ω = π; c = 1/2 → Ω/2 = π/3 → Ω = 2π/3; c = −1/2 → Ω/2 = 2π/3 → Ω = 4π/3 (Ω/2 ∈ [0,π)).</w:t>
-      </w:r>
-    </w:p>
-    <w:p>
-      <w:pPr>
-        <w:pStyle w:val="ListParagraph"/>
-        <w:numPr>
-          <w:ilvl w:val="0"/>
-          <w:numId w:val="2"/>
-        </w:numPr>
-        <w:spacing w:after="80"/>
-      </w:pPr>
-      <w:r>
-        <w:rPr>
-          <w:rFonts w:ascii="Calibri" w:cs="Calibri" w:eastAsia="Calibri" w:hAnsi="Calibri"/>
-          <w:sz w:val="22"/>
-          <w:szCs w:val="22"/>
-        </w:rPr>
-        <w:t xml:space="preserve">Check: Ω = 0 gives c = 1 and A = 2·1·1·3 = 6 = Σ b_k. A changes sign at each zero, so the phase has three π jumps.</w:t>
+        <w:t xml:space="preserve">Definitions. A(Ω) = 4cos(Ω/2) + 2cos(3Ω/2) is a real number for each Ω (it can be negative). The amplitude response is |H(e^{jΩ})|; the phase response is ∠H(e^{jΩ}) (the angle of H). A null (or zero of H) is a frequency where H = 0.</w:t>
+      </w:r>
+    </w:p>
+    <w:p>
+      <w:pPr>
+        <w:pStyle w:val="ListParagraph"/>
+        <w:numPr>
+          <w:ilvl w:val="0"/>
+          <w:numId w:val="2"/>
+        </w:numPr>
+        <w:spacing w:after="80"/>
+      </w:pPr>
+      <w:r>
+        <w:rPr>
+          <w:rFonts w:ascii="Calibri" w:cs="Calibri" w:eastAsia="Calibri" w:hAnsi="Calibri"/>
+          <w:sz w:val="22"/>
+          <w:szCs w:val="22"/>
+        </w:rPr>
+        <w:t xml:space="preserve">Step 1 — H = e^{−j3Ω/2}A and |e^{−jφ}| = 1, so |H| = |A|.</w:t>
+      </w:r>
+    </w:p>
+    <w:p>
+      <w:pPr>
+        <w:pStyle w:val="ListParagraph"/>
+        <w:numPr>
+          <w:ilvl w:val="0"/>
+          <w:numId w:val="2"/>
+        </w:numPr>
+        <w:spacing w:after="80"/>
+      </w:pPr>
+      <w:r>
+        <w:rPr>
+          <w:rFonts w:ascii="Calibri" w:cs="Calibri" w:eastAsia="Calibri" w:hAnsi="Calibri"/>
+          <w:sz w:val="22"/>
+          <w:szCs w:val="22"/>
+        </w:rPr>
+        <w:t xml:space="preserve">Step 2 — phase. If A &gt; 0, H has the angle of e^{−j3Ω/2}: ∠H = −3Ω/2. If A &lt; 0, write A = −|A| = |A|e^{±jπ} (since e^{±jπ} = −1), so ∠H = −3Ω/2 ± π (pick the sign that lands in (−π, π]). If A = 0 the angle is undefined.</w:t>
+      </w:r>
+    </w:p>
+    <w:p>
+      <w:pPr>
+        <w:pStyle w:val="ListParagraph"/>
+        <w:numPr>
+          <w:ilvl w:val="0"/>
+          <w:numId w:val="2"/>
+        </w:numPr>
+        <w:spacing w:after="80"/>
+      </w:pPr>
+      <w:r>
+        <w:rPr>
+          <w:rFonts w:ascii="Calibri" w:cs="Calibri" w:eastAsia="Calibri" w:hAnsi="Calibri"/>
+          <w:sz w:val="22"/>
+          <w:szCs w:val="22"/>
+        </w:rPr>
+        <w:t xml:space="preserve">Step 3 — zeros. Let c = cos(Ω/2) and θ = Ω/2. Triple-angle identity cos 3θ = 4cos³θ − 3cos θ, so cos(3Ω/2) = 4c³ − 3c.</w:t>
+      </w:r>
+    </w:p>
+    <w:p>
+      <w:pPr>
+        <w:pStyle w:val="ListParagraph"/>
+        <w:numPr>
+          <w:ilvl w:val="0"/>
+          <w:numId w:val="2"/>
+        </w:numPr>
+        <w:spacing w:after="80"/>
+      </w:pPr>
+      <w:r>
+        <w:rPr>
+          <w:rFonts w:ascii="Calibri" w:cs="Calibri" w:eastAsia="Calibri" w:hAnsi="Calibri"/>
+          <w:sz w:val="22"/>
+          <w:szCs w:val="22"/>
+        </w:rPr>
+        <w:t xml:space="preserve">Step 4 — A = 4c + 2(4c³ − 3c) = 4c + 8c³ − 6c = 8c³ − 2c.</w:t>
+      </w:r>
+    </w:p>
+    <w:p>
+      <w:pPr>
+        <w:pStyle w:val="ListParagraph"/>
+        <w:numPr>
+          <w:ilvl w:val="0"/>
+          <w:numId w:val="2"/>
+        </w:numPr>
+        <w:spacing w:after="80"/>
+      </w:pPr>
+      <w:r>
+        <w:rPr>
+          <w:rFonts w:ascii="Calibri" w:cs="Calibri" w:eastAsia="Calibri" w:hAnsi="Calibri"/>
+          <w:sz w:val="22"/>
+          <w:szCs w:val="22"/>
+        </w:rPr>
+        <w:t xml:space="preserve">Step 5 — factor: 8c³ − 2c = 2c(4c² − 1) = 2c(2c − 1)(2c + 1) (difference of squares).</w:t>
+      </w:r>
+    </w:p>
+    <w:p>
+      <w:pPr>
+        <w:pStyle w:val="ListParagraph"/>
+        <w:numPr>
+          <w:ilvl w:val="0"/>
+          <w:numId w:val="2"/>
+        </w:numPr>
+        <w:spacing w:after="80"/>
+      </w:pPr>
+      <w:r>
+        <w:rPr>
+          <w:rFonts w:ascii="Calibri" w:cs="Calibri" w:eastAsia="Calibri" w:hAnsi="Calibri"/>
+          <w:sz w:val="22"/>
+          <w:szCs w:val="22"/>
+        </w:rPr>
+        <w:t xml:space="preserve">Step 6 — zeros of the three factors, with Ω/2 ∈ [0, π): c = 0 → Ω/2 = π/2 → Ω = π. c = 1/2 → Ω/2 = π/3 → Ω = 2π/3. c = −1/2 → Ω/2 = 2π/3 → Ω = 4π/3.</w:t>
+      </w:r>
+    </w:p>
+    <w:p>
+      <w:pPr>
+        <w:pStyle w:val="ListParagraph"/>
+        <w:numPr>
+          <w:ilvl w:val="0"/>
+          <w:numId w:val="2"/>
+        </w:numPr>
+        <w:spacing w:after="80"/>
+      </w:pPr>
+      <w:r>
+        <w:rPr>
+          <w:rFonts w:ascii="Calibri" w:cs="Calibri" w:eastAsia="Calibri" w:hAnsi="Calibri"/>
+          <w:sz w:val="22"/>
+          <w:szCs w:val="22"/>
+        </w:rPr>
+        <w:t xml:space="preserve">Check at Ω = 0: c = 1, A = 2·1·(2−1)(2+1) = 2·1·1·3 = 6 = Σb_k ✓. Check the zero Ω = 2π/3 directly: A = 4cos(π/3) + 2cos(π) = 2 − 2 = 0 ✓.</w:t>
+      </w:r>
+    </w:p>
+    <w:p>
+      <w:pPr>
+        <w:pStyle w:val="ListParagraph"/>
+        <w:numPr>
+          <w:ilvl w:val="0"/>
+          <w:numId w:val="2"/>
+        </w:numPr>
+        <w:spacing w:after="80"/>
+      </w:pPr>
+      <w:r>
+        <w:rPr>
+          <w:rFonts w:ascii="Calibri" w:cs="Calibri" w:eastAsia="Calibri" w:hAnsi="Calibri"/>
+          <w:sz w:val="22"/>
+          <w:szCs w:val="22"/>
+        </w:rPr>
+        <w:t xml:space="preserve">Sign pattern: each factor flips sign once, so A changes sign at each of the three zeros: A &gt; 0 on [0, 2π/3), &lt; 0 on (2π/3, π), &gt; 0 on (π, 4π/3), &lt; 0 on (4π/3, 2π). The phase therefore has three jumps of π.</w:t>
       </w:r>
     </w:p>
     <w:p>
@@ -945,71 +1311,97 @@
           <w:sz w:val="22"/>
           <w:szCs w:val="22"/>
         </w:rPr>
-        <w:t xml:space="preserve">Figure regenerated from the notebook code with the axis written as Ω/2π (cycles/sample), with tick labels also in rad/sample: 1/3 ↔ 2π/3, 1/2 ↔ π, 2/3 ↔ 4π/3. (The original notebook labelled this axis with lower-case omega; in this course Ω is discrete-time frequency.)</w:t>
-      </w:r>
-    </w:p>
-    <w:p>
-      <w:pPr>
-        <w:pStyle w:val="ListParagraph"/>
-        <w:numPr>
-          <w:ilvl w:val="0"/>
-          <w:numId w:val="2"/>
-        </w:numPr>
-        <w:spacing w:after="80"/>
-      </w:pPr>
-      <w:r>
-        <w:rPr>
-          <w:rFonts w:ascii="Calibri" w:cs="Calibri" w:eastAsia="Calibri" w:hAnsi="Calibri"/>
-          <w:sz w:val="22"/>
-          <w:szCs w:val="22"/>
-        </w:rPr>
-        <w:t xml:space="preserve">Left panel: |H| starts at 6 (Ω = 0), touches zero at the three dotted lines with two small humps (≈ 0.4) between them. Point out the blue direct sum and the red dashed 512-point fft lying on top of each other.</w:t>
-      </w:r>
-    </w:p>
-    <w:p>
-      <w:pPr>
-        <w:pStyle w:val="ListParagraph"/>
-        <w:numPr>
-          <w:ilvl w:val="0"/>
-          <w:numId w:val="2"/>
-        </w:numPr>
-        <w:spacing w:after="80"/>
-      </w:pPr>
-      <w:r>
-        <w:rPr>
-          <w:rFonts w:ascii="Calibri" w:cs="Calibri" w:eastAsia="Calibri" w:hAnsi="Calibri"/>
-          <w:sz w:val="22"/>
-          <w:szCs w:val="22"/>
-        </w:rPr>
-        <w:t xml:space="preserve">Right panel: wrapped phase in (−π, π]; straight pieces of slope −3/2 with jumps of π at the nulls. The points exactly at the nulls are left blank because the angle of 0 is undefined.</w:t>
-      </w:r>
-    </w:p>
-    <w:p>
-      <w:pPr>
-        <w:pBdr>
-          <w:left w:val="single" w:color="7A1A1A" w:sz="18" w:space="8"/>
-        </w:pBdr>
-        <w:spacing w:after="140" w:before="100"/>
-        <w:ind w:left="360"/>
-      </w:pPr>
-      <w:r>
-        <w:rPr>
-          <w:rFonts w:ascii="Calibri" w:cs="Calibri" w:eastAsia="Calibri" w:hAnsi="Calibri"/>
-          <w:b/>
-          <w:bCs/>
-          <w:color w:val="7A1A1A"/>
-          <w:sz w:val="22"/>
-          <w:szCs w:val="22"/>
-        </w:rPr>
-        <w:t xml:space="preserve">Common error: </w:t>
-      </w:r>
-      <w:r>
-        <w:rPr>
-          <w:rFonts w:ascii="Calibri" w:cs="Calibri" w:eastAsia="Calibri" w:hAnsi="Calibri"/>
-          <w:sz w:val="22"/>
-          <w:szCs w:val="22"/>
-        </w:rPr>
-        <w:t xml:space="preserve">Do not read meaning into the phase at an exact null: ∠0 is undefined (the notebook version shows a numerical spike there).</w:t>
+        <w:t xml:space="preserve">Numbers behind the plot (b = (1,2,2,1)): |H| at Ω = 0 is 6; zeros at Ω/2π = 1/3, 1/2, 2/3 (Ω = 2π/3, π, 4π/3). The two humps between the zeros peak at |H| = 0.385 near Ω ≈ 0.81π (and 1.19π), i.e. about 0.4. |H| returns to 6 at Ω = 2π (period 2π).</w:t>
+      </w:r>
+    </w:p>
+    <w:p>
+      <w:pPr>
+        <w:pStyle w:val="ListParagraph"/>
+        <w:numPr>
+          <w:ilvl w:val="0"/>
+          <w:numId w:val="2"/>
+        </w:numPr>
+        <w:spacing w:after="80"/>
+      </w:pPr>
+      <w:r>
+        <w:rPr>
+          <w:rFonts w:ascii="Calibri" w:cs="Calibri" w:eastAsia="Calibri" w:hAnsi="Calibri"/>
+          <w:sz w:val="22"/>
+          <w:szCs w:val="22"/>
+        </w:rPr>
+        <w:t xml:space="preserve">Why the axis is Ω/2π: it is cycles/sample, running 0 … 1 over one period; 1/3 ↔ Ω = 2π/3 etc. Point out the blue direct sum and the red dashed 512-point fft lying on top of each other.</w:t>
+      </w:r>
+    </w:p>
+    <w:p>
+      <w:pPr>
+        <w:pStyle w:val="ListParagraph"/>
+        <w:numPr>
+          <w:ilvl w:val="0"/>
+          <w:numId w:val="2"/>
+        </w:numPr>
+        <w:spacing w:after="80"/>
+      </w:pPr>
+      <w:r>
+        <w:rPr>
+          <w:rFonts w:ascii="Calibri" w:cs="Calibri" w:eastAsia="Calibri" w:hAnsi="Calibri"/>
+          <w:sz w:val="22"/>
+          <w:szCs w:val="22"/>
+        </w:rPr>
+        <w:t xml:space="preserve">Phase panel: wrapped means the angle is reduced to (−π, π] by adding or subtracting 2π (e.g. −3π/2 is drawn at +π/2). Piece 1 (0 to 1/3): ∠H = −3Ω/2 falls from 0 to −π, slope −3/2 per rad (−3π per unit of Ω/2π). At Ω = 2π/3 the angle jumps by π to 0 (A turns negative: −π + π = 0).</w:t>
+      </w:r>
+    </w:p>
+    <w:p>
+      <w:pPr>
+        <w:pStyle w:val="ListParagraph"/>
+        <w:numPr>
+          <w:ilvl w:val="0"/>
+          <w:numId w:val="2"/>
+        </w:numPr>
+        <w:spacing w:after="80"/>
+      </w:pPr>
+      <w:r>
+        <w:rPr>
+          <w:rFonts w:ascii="Calibri" w:cs="Calibri" w:eastAsia="Calibri" w:hAnsi="Calibri"/>
+          <w:sz w:val="22"/>
+          <w:szCs w:val="22"/>
+        </w:rPr>
+        <w:t xml:space="preserve">Piece 2 (1/3 to 1/2): −3Ω/2 + π runs from 0 down to −π/2 at Ω = π (−3π/2 + π = −π/2). Piece 3 (1/2 to 2/3): A &gt; 0 again, ∠H = −3Ω/2 = −3π/2 → −2π, wrapped to +π/2 → 0. Piece 4 (2/3 to 1): ∠H = −3Ω/2 + π = −2π + π → −3π + π, wrapped to π → 0.</w:t>
+      </w:r>
+    </w:p>
+    <w:p>
+      <w:pPr>
+        <w:pStyle w:val="ListParagraph"/>
+        <w:numPr>
+          <w:ilvl w:val="0"/>
+          <w:numId w:val="2"/>
+        </w:numPr>
+        <w:spacing w:after="80"/>
+      </w:pPr>
+      <w:r>
+        <w:rPr>
+          <w:rFonts w:ascii="Calibri" w:cs="Calibri" w:eastAsia="Calibri" w:hAnsi="Calibri"/>
+          <w:sz w:val="22"/>
+          <w:szCs w:val="22"/>
+        </w:rPr>
+        <w:t xml:space="preserve">Points exactly at the nulls are left blank because the angle of 0 is undefined.</w:t>
+      </w:r>
+    </w:p>
+    <w:p>
+      <w:pPr>
+        <w:pStyle w:val="ListParagraph"/>
+        <w:numPr>
+          <w:ilvl w:val="0"/>
+          <w:numId w:val="2"/>
+        </w:numPr>
+        <w:spacing w:after="80"/>
+      </w:pPr>
+      <w:r>
+        <w:rPr>
+          <w:rFonts w:ascii="Calibri" w:cs="Calibri" w:eastAsia="Calibri" w:hAnsi="Calibri"/>
+          <w:sz w:val="22"/>
+          <w:szCs w:val="22"/>
+        </w:rPr>
+        <w:t xml:space="preserve">Common error: Do not read meaning into the phase at an exact null: ∠0 is undefined (the notebook version shows a numerical spike there; e.g. it prints ∠H = −136.5° at Ω = 2π/3, where |H| ≈ 6·10⁻¹⁶).</w:t>
       </w:r>
     </w:p>
     <w:p>
@@ -1057,61 +1449,115 @@
           <w:sz w:val="22"/>
           <w:szCs w:val="22"/>
         </w:rPr>
-        <w:t xml:space="preserve">Timing ≈ 3 min. A(Ω) = 4cos(Ω/2) + 2cos(3Ω/2); |H| = |A|; ∠H = −3Ω/2 (add π if A &lt; 0). This reproduces what the notebook prints for its test frequencies.</w:t>
-      </w:r>
-    </w:p>
-    <w:p>
-      <w:pPr>
-        <w:pStyle w:val="ListParagraph"/>
-        <w:numPr>
-          <w:ilvl w:val="0"/>
-          <w:numId w:val="2"/>
-        </w:numPr>
-        <w:spacing w:after="80"/>
-      </w:pPr>
-      <w:r>
-        <w:rPr>
-          <w:rFonts w:ascii="Calibri" w:cs="Calibri" w:eastAsia="Calibri" w:hAnsi="Calibri"/>
-          <w:sz w:val="22"/>
-          <w:szCs w:val="22"/>
-        </w:rPr>
-        <w:t xml:space="preserve">Ω = π/8: cos(π/16) = 0.9808, cos(3π/16) = 0.8315, A = 3.9231 + 1.6629 = 5.5861, ∠H = −3π/16 = −0.589 rad = −33.75°. Ω = π/4: cos(π/8) = 0.9239, cos(3π/8) = 0.3827, A = 3.6955 + 0.7654 = 4.4609, ∠H = −3π/8 = −1.178 rad = −67.5°. Ω = π/2: A = 1.414, ∠H = −3π/4 = −135° (slide 6 of this deck, same number as the eigen check).</w:t>
-      </w:r>
-    </w:p>
-    <w:p>
-      <w:pPr>
-        <w:pStyle w:val="ListParagraph"/>
-        <w:numPr>
-          <w:ilvl w:val="0"/>
-          <w:numId w:val="2"/>
-        </w:numPr>
-        <w:spacing w:after="80"/>
-      </w:pPr>
-      <w:r>
-        <w:rPr>
-          <w:rFonts w:ascii="Calibri" w:cs="Calibri" w:eastAsia="Calibri" w:hAnsi="Calibri"/>
-          <w:sz w:val="22"/>
-          <w:szCs w:val="22"/>
-        </w:rPr>
-        <w:t xml:space="preserve">Ω = 2π/3: A = 4cos(π/3) + 2cos(π) = 2 − 2 = 0; Ω = π: A = 4cos(π/2) + 2cos(3π/2) = 0. Both are nulls (the notebook labels them “zero!”; its |H| is of order 10⁻¹⁶).</w:t>
-      </w:r>
-    </w:p>
-    <w:p>
-      <w:pPr>
-        <w:pStyle w:val="ListParagraph"/>
-        <w:numPr>
-          <w:ilvl w:val="0"/>
-          <w:numId w:val="2"/>
-        </w:numPr>
-        <w:spacing w:after="80"/>
-      </w:pPr>
-      <w:r>
-        <w:rPr>
-          <w:rFonts w:ascii="Calibri" w:cs="Calibri" w:eastAsia="Calibri" w:hAnsi="Calibri"/>
-          <w:sz w:val="22"/>
-          <w:szCs w:val="22"/>
-        </w:rPr>
-        <w:t xml:space="preserve">The notebook also confirms y = H·x for each test input (printed “match: True”).</w:t>
+        <w:t xml:space="preserve">Timing ≈ 3 min. Recipe for each Ω: (i) c₁ = cos(Ω/2), c₃ = cos(3Ω/2); (ii) A = 4c₁ + 2c₃; (iii) |H| = |A|; (iv) ∠H = −3Ω/2 (add π if A &lt; 0).</w:t>
+      </w:r>
+    </w:p>
+    <w:p>
+      <w:pPr>
+        <w:pStyle w:val="ListParagraph"/>
+        <w:numPr>
+          <w:ilvl w:val="0"/>
+          <w:numId w:val="2"/>
+        </w:numPr>
+        <w:spacing w:after="80"/>
+      </w:pPr>
+      <w:r>
+        <w:rPr>
+          <w:rFonts w:ascii="Calibri" w:cs="Calibri" w:eastAsia="Calibri" w:hAnsi="Calibri"/>
+          <w:sz w:val="22"/>
+          <w:szCs w:val="22"/>
+        </w:rPr>
+        <w:t xml:space="preserve">Ω = π/8: Ω/2 = π/16 = 11.25°, 3Ω/2 = 3π/16 = 33.75°. cos(π/16) = 0.9808, cos(3π/16) = 0.8315. A = 4(0.9808) + 2(0.8315) = 3.9231 + 1.6629 = 5.5861 &gt; 0. |H| = 5.586. ∠H = −3π/16 = −0.589 rad = −33.75°.</w:t>
+      </w:r>
+    </w:p>
+    <w:p>
+      <w:pPr>
+        <w:pStyle w:val="ListParagraph"/>
+        <w:numPr>
+          <w:ilvl w:val="0"/>
+          <w:numId w:val="2"/>
+        </w:numPr>
+        <w:spacing w:after="80"/>
+      </w:pPr>
+      <w:r>
+        <w:rPr>
+          <w:rFonts w:ascii="Calibri" w:cs="Calibri" w:eastAsia="Calibri" w:hAnsi="Calibri"/>
+          <w:sz w:val="22"/>
+          <w:szCs w:val="22"/>
+        </w:rPr>
+        <w:t xml:space="preserve">Ω = π/4: Ω/2 = π/8, 3Ω/2 = 3π/8. cos(π/8) = 0.9239, cos(3π/8) = 0.3827. A = 4(0.9239) + 2(0.3827) = 3.6955 + 0.7654 = 4.4609 &gt; 0. |H| = 4.461. ∠H = −3π/8 = −1.178 rad = −67.5°.</w:t>
+      </w:r>
+    </w:p>
+    <w:p>
+      <w:pPr>
+        <w:pStyle w:val="ListParagraph"/>
+        <w:numPr>
+          <w:ilvl w:val="0"/>
+          <w:numId w:val="2"/>
+        </w:numPr>
+        <w:spacing w:after="80"/>
+      </w:pPr>
+      <w:r>
+        <w:rPr>
+          <w:rFonts w:ascii="Calibri" w:cs="Calibri" w:eastAsia="Calibri" w:hAnsi="Calibri"/>
+          <w:sz w:val="22"/>
+          <w:szCs w:val="22"/>
+        </w:rPr>
+        <w:t xml:space="preserve">Ω = π/2: Ω/2 = π/4, 3Ω/2 = 3π/4. cos(π/4) = 0.7071, cos(3π/4) = −0.7071. A = 2.828 − 1.414 = 1.414 &gt; 0. ∠H = −3π/4 = −2.356 rad = −135°. Same number as the eigen check on slide 6 (H = −1 − j).</w:t>
+      </w:r>
+    </w:p>
+    <w:p>
+      <w:pPr>
+        <w:pStyle w:val="ListParagraph"/>
+        <w:numPr>
+          <w:ilvl w:val="0"/>
+          <w:numId w:val="2"/>
+        </w:numPr>
+        <w:spacing w:after="80"/>
+      </w:pPr>
+      <w:r>
+        <w:rPr>
+          <w:rFonts w:ascii="Calibri" w:cs="Calibri" w:eastAsia="Calibri" w:hAnsi="Calibri"/>
+          <w:sz w:val="22"/>
+          <w:szCs w:val="22"/>
+        </w:rPr>
+        <w:t xml:space="preserve">Ω = 2π/3: A = 4cos(π/3) + 2cos(π) = 4(0.5) + 2(−1) = 2 − 2 = 0. Ω = π: A = 4cos(π/2) + 2cos(3π/2) = 0 + 0 = 0. Both are nulls: |H| = 0 and the angle is undefined (in the notebook |H| is ~10⁻¹⁶).</w:t>
+      </w:r>
+    </w:p>
+    <w:p>
+      <w:pPr>
+        <w:pStyle w:val="ListParagraph"/>
+        <w:numPr>
+          <w:ilvl w:val="0"/>
+          <w:numId w:val="2"/>
+        </w:numPr>
+        <w:spacing w:after="80"/>
+      </w:pPr>
+      <w:r>
+        <w:rPr>
+          <w:rFonts w:ascii="Calibri" w:cs="Calibri" w:eastAsia="Calibri" w:hAnsi="Calibri"/>
+          <w:sz w:val="22"/>
+          <w:szCs w:val="22"/>
+        </w:rPr>
+        <w:t xml:space="preserve">Check on one row with complex arithmetic: Ω = π/4, H = 1 + 2e^{−jπ/4} + 2e^{−jπ/2} + e^{−j3π/4} = 1 + 2(0.7071 − 0.7071j) + 2(−j) + (−0.7071 − 0.7071j) = (1 + 1.4142 − 0.7071) + (−1.4142 − 2 − 0.7071)j = 1.7071 − 4.1213j; |H| = √(2.914 + 16.985) = 4.461 ✓, angle = −arctan(4.1213/1.7071) = −67.5° ✓ (fourth quadrant).</w:t>
+      </w:r>
+    </w:p>
+    <w:p>
+      <w:pPr>
+        <w:pStyle w:val="ListParagraph"/>
+        <w:numPr>
+          <w:ilvl w:val="0"/>
+          <w:numId w:val="2"/>
+        </w:numPr>
+        <w:spacing w:after="80"/>
+      </w:pPr>
+      <w:r>
+        <w:rPr>
+          <w:rFonts w:ascii="Calibri" w:cs="Calibri" w:eastAsia="Calibri" w:hAnsi="Calibri"/>
+          <w:sz w:val="22"/>
+          <w:szCs w:val="22"/>
+        </w:rPr>
+        <w:t xml:space="preserve">The notebook prints the same |H| and angles and confirms y = H·x for n ≥ M for each test input (printed “match (n&gt;=M): True”; it now compares only from n = M, since the first M outputs are start-up).</w:t>
       </w:r>
     </w:p>
     <w:p>
@@ -1159,43 +1605,115 @@
           <w:sz w:val="22"/>
           <w:szCs w:val="22"/>
         </w:rPr>
-        <w:t xml:space="preserve">Timing ≈ 3 min (preview of Lecture 22, where real sinusoids with phase are treated in full). b real, so x[n] = cos(Ωn) gives y[n] = |H| cos(Ωn + ∠H).</w:t>
-      </w:r>
-    </w:p>
-    <w:p>
-      <w:pPr>
-        <w:pStyle w:val="ListParagraph"/>
-        <w:numPr>
-          <w:ilvl w:val="0"/>
-          <w:numId w:val="2"/>
-        </w:numPr>
-        <w:spacing w:after="80"/>
-      </w:pPr>
-      <w:r>
-        <w:rPr>
-          <w:rFonts w:ascii="Calibri" w:cs="Calibri" w:eastAsia="Calibri" w:hAnsi="Calibri"/>
-          <w:sz w:val="22"/>
-          <w:szCs w:val="22"/>
-        </w:rPr>
-        <w:t xml:space="preserve">At Ω = π/8: y[n] = 5.586 cos(πn/8 − 3π/16) = 5.586 cos((π/8)(n − 1.5)), because 3π/16 = (π/8)(1.5). The same cosine, delayed by M/2 = 1.5 samples and scaled by 5.586.</w:t>
-      </w:r>
-    </w:p>
-    <w:p>
-      <w:pPr>
-        <w:pStyle w:val="ListParagraph"/>
-        <w:numPr>
-          <w:ilvl w:val="0"/>
-          <w:numId w:val="2"/>
-        </w:numPr>
-        <w:spacing w:after="80"/>
-      </w:pPr>
-      <w:r>
-        <w:rPr>
-          <w:rFonts w:ascii="Calibri" w:cs="Calibri" w:eastAsia="Calibri" w:hAnsi="Calibri"/>
-          <w:sz w:val="22"/>
-          <w:szCs w:val="22"/>
-        </w:rPr>
-        <w:t xml:space="preserve">Figure: top, x[n]; bottom, y[n]/|H| computed with the actual filter. The peak is at n ≈ 17.5 instead of 16, and the first M = 3 outputs (gray) are start-up while the filter fills. Symmetric b gives the same delay M/2 at every frequency where A &gt; 0.</w:t>
+        <w:t xml:space="preserve">Timing ≈ 3 min (preview of Lecture 22, where real sinusoids with phase are treated in full).</w:t>
+      </w:r>
+    </w:p>
+    <w:p>
+      <w:pPr>
+        <w:pStyle w:val="ListParagraph"/>
+        <w:numPr>
+          <w:ilvl w:val="0"/>
+          <w:numId w:val="2"/>
+        </w:numPr>
+        <w:spacing w:after="80"/>
+      </w:pPr>
+      <w:r>
+        <w:rPr>
+          <w:rFonts w:ascii="Calibri" w:cs="Calibri" w:eastAsia="Calibri" w:hAnsi="Calibri"/>
+          <w:sz w:val="22"/>
+          <w:szCs w:val="22"/>
+        </w:rPr>
+        <w:t xml:space="preserve">Step 1 — real input from complex: for real b, cos(Ωn) = ℜ{e^{jΩn}} (ℜ = real part), so y[n] = ℜ{H e^{jΩn}} = ℜ{|H|e^{j∠H}e^{jΩn}} = |H|cos(Ωn + ∠H).</w:t>
+      </w:r>
+    </w:p>
+    <w:p>
+      <w:pPr>
+        <w:pStyle w:val="ListParagraph"/>
+        <w:numPr>
+          <w:ilvl w:val="0"/>
+          <w:numId w:val="2"/>
+        </w:numPr>
+        <w:spacing w:after="80"/>
+      </w:pPr>
+      <w:r>
+        <w:rPr>
+          <w:rFonts w:ascii="Calibri" w:cs="Calibri" w:eastAsia="Calibri" w:hAnsi="Calibri"/>
+          <w:sz w:val="22"/>
+          <w:szCs w:val="22"/>
+        </w:rPr>
+        <w:t xml:space="preserve">Step 2 — at Ω = π/8 (b = (1,2,2,1)): |H| = 5.586, ∠H = −3π/16. So y[n] = 5.586 cos(πn/8 − 3π/16).</w:t>
+      </w:r>
+    </w:p>
+    <w:p>
+      <w:pPr>
+        <w:pStyle w:val="ListParagraph"/>
+        <w:numPr>
+          <w:ilvl w:val="0"/>
+          <w:numId w:val="2"/>
+        </w:numPr>
+        <w:spacing w:after="80"/>
+      </w:pPr>
+      <w:r>
+        <w:rPr>
+          <w:rFonts w:ascii="Calibri" w:cs="Calibri" w:eastAsia="Calibri" w:hAnsi="Calibri"/>
+          <w:sz w:val="22"/>
+          <w:szCs w:val="22"/>
+        </w:rPr>
+        <w:t xml:space="preserve">Step 3 — factor out π/8: 3π/16 = (π/8)(1.5), so πn/8 − 3π/16 = (π/8)(n − 1.5). Hence y[n] = 5.586 cos((π/8)(n − 1.5)): the same cosine delayed by 1.5 samples = M/2, and scaled by 5.586.</w:t>
+      </w:r>
+    </w:p>
+    <w:p>
+      <w:pPr>
+        <w:pStyle w:val="ListParagraph"/>
+        <w:numPr>
+          <w:ilvl w:val="0"/>
+          <w:numId w:val="2"/>
+        </w:numPr>
+        <w:spacing w:after="80"/>
+      </w:pPr>
+      <w:r>
+        <w:rPr>
+          <w:rFonts w:ascii="Calibri" w:cs="Calibri" w:eastAsia="Calibri" w:hAnsi="Calibri"/>
+          <w:sz w:val="22"/>
+          <w:szCs w:val="22"/>
+        </w:rPr>
+        <w:t xml:space="preserve">Numeric check at n = 3, direct: y[3] = x[3] + 2x[2] + 2x[1] + x[0] = cos(3π/8) + 2cos(π/4) + 2cos(π/8) + 1 = 0.3827 + 1.4142 + 1.8478 + 1 = 4.6447. Formula: 5.586 cos((π/8)(1.5)) = 5.586 cos(0.589) = 5.586(0.8315) = 4.6447 ✓.</w:t>
+      </w:r>
+    </w:p>
+    <w:p>
+      <w:pPr>
+        <w:pStyle w:val="ListParagraph"/>
+        <w:numPr>
+          <w:ilvl w:val="0"/>
+          <w:numId w:val="2"/>
+        </w:numPr>
+        <w:spacing w:after="80"/>
+      </w:pPr>
+      <w:r>
+        <w:rPr>
+          <w:rFonts w:ascii="Calibri" w:cs="Calibri" w:eastAsia="Calibri" w:hAnsi="Calibri"/>
+          <w:sz w:val="22"/>
+          <w:szCs w:val="22"/>
+        </w:rPr>
+        <w:t xml:space="preserve">Where the peak lands: cos((π/8)(n − 1.5)) is maximal when (π/8)(n − 1.5) = 2π, i.e. n − 1.5 = 16, n = 17.5. The input cosine peaks at n = 16. So the output peak is 1.5 samples later.</w:t>
+      </w:r>
+    </w:p>
+    <w:p>
+      <w:pPr>
+        <w:pStyle w:val="ListParagraph"/>
+        <w:numPr>
+          <w:ilvl w:val="0"/>
+          <w:numId w:val="2"/>
+        </w:numPr>
+        <w:spacing w:after="80"/>
+      </w:pPr>
+      <w:r>
+        <w:rPr>
+          <w:rFonts w:ascii="Calibri" w:cs="Calibri" w:eastAsia="Calibri" w:hAnsi="Calibri"/>
+          <w:sz w:val="22"/>
+          <w:szCs w:val="22"/>
+        </w:rPr>
+        <w:t xml:space="preserve">Figure: top, x[n]; bottom, y[n]/|H| computed with the actual filter. The first M = 3 outputs (gray) are start-up while the filter fills. Symmetric b gives the same delay M/2 at every frequency where A &gt; 0 (where A &lt; 0 the extra ±π flips the sign of the output).</w:t>
       </w:r>
     </w:p>
     <w:p>
@@ -1243,43 +1761,97 @@
           <w:sz w:val="22"/>
           <w:szCs w:val="22"/>
         </w:rPr>
-        <w:t xml:space="preserve">Proof: b_k real ⇒ (b_k e^{−jΩk})* = b_k e^{jΩk}, so H*(e^{jΩ}) = H(e^{−jΩ}). Magnitudes of conjugates are equal and angles negate: |H| even, ∠H odd.</w:t>
-      </w:r>
-    </w:p>
-    <w:p>
-      <w:pPr>
-        <w:pStyle w:val="ListParagraph"/>
-        <w:numPr>
-          <w:ilvl w:val="0"/>
-          <w:numId w:val="2"/>
-        </w:numPr>
-        <w:spacing w:after="80"/>
-      </w:pPr>
-      <w:r>
-        <w:rPr>
-          <w:rFonts w:ascii="Calibri" w:cs="Calibri" w:eastAsia="Calibri" w:hAnsi="Calibri"/>
-          <w:sz w:val="22"/>
-          <w:szCs w:val="22"/>
-        </w:rPr>
-        <w:t xml:space="preserve">Like the DFT of a real signal, so plotting [0, π] is enough.</w:t>
-      </w:r>
-    </w:p>
-    <w:p>
-      <w:pPr>
-        <w:pStyle w:val="ListParagraph"/>
-        <w:numPr>
-          <w:ilvl w:val="0"/>
-          <w:numId w:val="2"/>
-        </w:numPr>
-        <w:spacing w:after="80"/>
-      </w:pPr>
-      <w:r>
-        <w:rPr>
-          <w:rFonts w:ascii="Calibri" w:cs="Calibri" w:eastAsia="Calibri" w:hAnsi="Calibri"/>
-          <w:sz w:val="22"/>
-          <w:szCs w:val="22"/>
-        </w:rPr>
-        <w:t xml:space="preserve">Periodicity: e^{−j(Ω+2π)k} = e^{−jΩk} for integer k, so H(e^{j(Ω+2π)}) = H(e^{jΩ}); period 2π.</w:t>
+        <w:t xml:space="preserve">Notation: * is complex conjugation (flip the sign of j); (b_k e^{−jΩk})* = b_k e^{+jΩk} if b_k is real.</w:t>
+      </w:r>
+    </w:p>
+    <w:p>
+      <w:pPr>
+        <w:pStyle w:val="ListParagraph"/>
+        <w:numPr>
+          <w:ilvl w:val="0"/>
+          <w:numId w:val="2"/>
+        </w:numPr>
+        <w:spacing w:after="80"/>
+      </w:pPr>
+      <w:r>
+        <w:rPr>
+          <w:rFonts w:ascii="Calibri" w:cs="Calibri" w:eastAsia="Calibri" w:hAnsi="Calibri"/>
+          <w:sz w:val="22"/>
+          <w:szCs w:val="22"/>
+        </w:rPr>
+        <w:t xml:space="preserve">Proof, Step 1 — H(e^{jΩ}) = Σ b_k e^{−jΩk}. Step 2 — conjugate: H*(e^{jΩ}) = Σ b_k* (e^{−jΩk})* = Σ b_k e^{+jΩk} (b_k real, so b_k* = b_k).</w:t>
+      </w:r>
+    </w:p>
+    <w:p>
+      <w:pPr>
+        <w:pStyle w:val="ListParagraph"/>
+        <w:numPr>
+          <w:ilvl w:val="0"/>
+          <w:numId w:val="2"/>
+        </w:numPr>
+        <w:spacing w:after="80"/>
+      </w:pPr>
+      <w:r>
+        <w:rPr>
+          <w:rFonts w:ascii="Calibri" w:cs="Calibri" w:eastAsia="Calibri" w:hAnsi="Calibri"/>
+          <w:sz w:val="22"/>
+          <w:szCs w:val="22"/>
+        </w:rPr>
+        <w:t xml:space="preserve">Step 3 — Σ b_k e^{+jΩk} = Σ b_k e^{−j(−Ω)k} = H(e^{−jΩ}). So H(e^{−jΩ}) = H*(e^{jΩ}).</w:t>
+      </w:r>
+    </w:p>
+    <w:p>
+      <w:pPr>
+        <w:pStyle w:val="ListParagraph"/>
+        <w:numPr>
+          <w:ilvl w:val="0"/>
+          <w:numId w:val="2"/>
+        </w:numPr>
+        <w:spacing w:after="80"/>
+      </w:pPr>
+      <w:r>
+        <w:rPr>
+          <w:rFonts w:ascii="Calibri" w:cs="Calibri" w:eastAsia="Calibri" w:hAnsi="Calibri"/>
+          <w:sz w:val="22"/>
+          <w:szCs w:val="22"/>
+        </w:rPr>
+        <w:t xml:space="preserve">Step 4 — a number and its conjugate have the same magnitude and opposite angles, so |H(e^{−jΩ})| = |H(e^{jΩ})| (even) and ∠H(e^{−jΩ}) = −∠H(e^{jΩ}) (odd). Like the DFT of a real signal, so plotting [0, π] is enough.</w:t>
+      </w:r>
+    </w:p>
+    <w:p>
+      <w:pPr>
+        <w:pStyle w:val="ListParagraph"/>
+        <w:numPr>
+          <w:ilvl w:val="0"/>
+          <w:numId w:val="2"/>
+        </w:numPr>
+        <w:spacing w:after="80"/>
+      </w:pPr>
+      <w:r>
+        <w:rPr>
+          <w:rFonts w:ascii="Calibri" w:cs="Calibri" w:eastAsia="Calibri" w:hAnsi="Calibri"/>
+          <w:sz w:val="22"/>
+          <w:szCs w:val="22"/>
+        </w:rPr>
+        <w:t xml:space="preserve">Numeric check: b = (1,2,2,1). H(π/2) = −1 − j (slide 6). H(−π/2) = 1 + 2e^{jπ/2} + 2e^{jπ} + e^{j3π/2} = 1 + 2j − 2 − j = −1 + j = (−1 − j)* ✓: same magnitude 1.414, angles +135° and −135°.</w:t>
+      </w:r>
+    </w:p>
+    <w:p>
+      <w:pPr>
+        <w:pStyle w:val="ListParagraph"/>
+        <w:numPr>
+          <w:ilvl w:val="0"/>
+          <w:numId w:val="2"/>
+        </w:numPr>
+        <w:spacing w:after="80"/>
+      </w:pPr>
+      <w:r>
+        <w:rPr>
+          <w:rFonts w:ascii="Calibri" w:cs="Calibri" w:eastAsia="Calibri" w:hAnsi="Calibri"/>
+          <w:sz w:val="22"/>
+          <w:szCs w:val="22"/>
+        </w:rPr>
+        <w:t xml:space="preserve">Periodicity: for integer k, e^{−j(Ω+2π)k} = e^{−jΩk}e^{−j2πk} = e^{−jΩk}·1. So every term, and H, repeats: H(e^{j(Ω+2π)}) = H(e^{jΩ}), period 2π. Example: H(π/2 + 2π) = H(5π/2) = −1 − j.</w:t>
       </w:r>
     </w:p>
     <w:p>
@@ -1327,25 +1899,79 @@
           <w:sz w:val="22"/>
           <w:szCs w:val="22"/>
         </w:rPr>
-        <w:t xml:space="preserve">The DFT of b zero-padded to length N is Σ_{m=0}^{N−1} b_m e^{−j2πkm/N} with b_m = 0 for m &gt; M; that is H at Ω_k = 2πk/N, k = 0,…,N−1.</w:t>
-      </w:r>
-    </w:p>
-    <w:p>
-      <w:pPr>
-        <w:pStyle w:val="ListParagraph"/>
-        <w:numPr>
-          <w:ilvl w:val="0"/>
-          <w:numId w:val="2"/>
-        </w:numPr>
-        <w:spacing w:after="80"/>
-      </w:pPr>
-      <w:r>
-        <w:rPr>
-          <w:rFonts w:ascii="Calibri" w:cs="Calibri" w:eastAsia="Calibri" w:hAnsi="Calibri"/>
-          <w:sz w:val="22"/>
-          <w:szCs w:val="22"/>
-        </w:rPr>
-        <w:t xml:space="preserve">Pad to N ≥ M+1; take N ≫ M for smooth plots (zero-padding interpolates). Code: H = fft(b,512); A = abs(H); q = angle(H).</w:t>
+        <w:t xml:space="preserve">Notation: fft(b, N) = zero-pad b to length N and take the N-point DFT; (b; 0_{N−M−1}) is b followed by N−M−1 zeros. N is a number of frequency samples you choose, N ≥ M+1.</w:t>
+      </w:r>
+    </w:p>
+    <w:p>
+      <w:pPr>
+        <w:pStyle w:val="ListParagraph"/>
+        <w:numPr>
+          <w:ilvl w:val="0"/>
+          <w:numId w:val="2"/>
+        </w:numPr>
+        <w:spacing w:after="80"/>
+      </w:pPr>
+      <w:r>
+        <w:rPr>
+          <w:rFonts w:ascii="Calibri" w:cs="Calibri" w:eastAsia="Calibri" w:hAnsi="Calibri"/>
+          <w:sz w:val="22"/>
+          <w:szCs w:val="22"/>
+        </w:rPr>
+        <w:t xml:space="preserve">Step 1 — padded DFT entry k: Σ_{m=0}^{N−1} b_m e^{−j2πkm/N}, with b_m = 0 for m &gt; M.</w:t>
+      </w:r>
+    </w:p>
+    <w:p>
+      <w:pPr>
+        <w:pStyle w:val="ListParagraph"/>
+        <w:numPr>
+          <w:ilvl w:val="0"/>
+          <w:numId w:val="2"/>
+        </w:numPr>
+        <w:spacing w:after="80"/>
+      </w:pPr>
+      <w:r>
+        <w:rPr>
+          <w:rFonts w:ascii="Calibri" w:cs="Calibri" w:eastAsia="Calibri" w:hAnsi="Calibri"/>
+          <w:sz w:val="22"/>
+          <w:szCs w:val="22"/>
+        </w:rPr>
+        <w:t xml:space="preserve">Step 2 — the terms with m &gt; M vanish: Σ_{m=0}^{M} b_m e^{−j(2πk/N)m}. Compare with H(e^{jΩ}) = Σ_m b_m e^{−jΩm}: this is H at Ω_k = 2πk/N, k = 0, …, N−1.</w:t>
+      </w:r>
+    </w:p>
+    <w:p>
+      <w:pPr>
+        <w:pStyle w:val="ListParagraph"/>
+        <w:numPr>
+          <w:ilvl w:val="0"/>
+          <w:numId w:val="2"/>
+        </w:numPr>
+        <w:spacing w:after="80"/>
+      </w:pPr>
+      <w:r>
+        <w:rPr>
+          <w:rFonts w:ascii="Calibri" w:cs="Calibri" w:eastAsia="Calibri" w:hAnsi="Calibri"/>
+          <w:sz w:val="22"/>
+          <w:szCs w:val="22"/>
+        </w:rPr>
+        <w:t xml:space="preserve">Numeric example, b = (1, 2, 2, 1), N = 8 (Ω_k = kπ/4). fft gives k = 0: 1+2+2+1 = 6 = H(0). k = 1: 1.7071 − 4.1213j = H(π/4) (|H| = 4.461, angle −67.5°, slide 10). k = 2: −1 − j = H(π/2) (slide 6). So each index k is the frequency Ω = 2πk/N, not k itself.</w:t>
+      </w:r>
+    </w:p>
+    <w:p>
+      <w:pPr>
+        <w:pStyle w:val="ListParagraph"/>
+        <w:numPr>
+          <w:ilvl w:val="0"/>
+          <w:numId w:val="2"/>
+        </w:numPr>
+        <w:spacing w:after="80"/>
+      </w:pPr>
+      <w:r>
+        <w:rPr>
+          <w:rFonts w:ascii="Calibri" w:cs="Calibri" w:eastAsia="Calibri" w:hAnsi="Calibri"/>
+          <w:sz w:val="22"/>
+          <w:szCs w:val="22"/>
+        </w:rPr>
+        <w:t xml:space="preserve">Pad to N ≥ M+1 (here ≥ 4). For smooth plots take N ≫ M (e.g. 512): zero-padding adds more samples of the same smooth curve H(e^{jΩ}), i.e. interpolation. Code: H = fft(b,512); A = abs(H); q = angle(H).</w:t>
       </w:r>
     </w:p>
     <w:p>
@@ -1411,43 +2037,61 @@
           <w:sz w:val="22"/>
           <w:szCs w:val="22"/>
         </w:rPr>
-        <w:t xml:space="preserve">Filter H(z) = 1 + 2z⁻¹ + 2z⁻² + z⁻³ (same b = (1,2,2,1) as the worked example). Rule: x[n] = zⁿ ⇒ y[n] = H(z) zⁿ.</w:t>
-      </w:r>
-    </w:p>
-    <w:p>
-      <w:pPr>
-        <w:pStyle w:val="ListParagraph"/>
-        <w:numPr>
-          <w:ilvl w:val="0"/>
-          <w:numId w:val="2"/>
-        </w:numPr>
-        <w:spacing w:after="80"/>
-      </w:pPr>
-      <w:r>
-        <w:rPr>
-          <w:rFonts w:ascii="Calibri" w:cs="Calibri" w:eastAsia="Calibri" w:hAnsi="Calibri"/>
-          <w:sz w:val="22"/>
-          <w:szCs w:val="22"/>
-        </w:rPr>
-        <w:t xml:space="preserve">Fill in the “?” for x[n] = 3ⁿ, (−3)ⁿ and (1/3)ⁿ. Give 3 minutes before showing the solution.</w:t>
-      </w:r>
-    </w:p>
-    <w:p>
-      <w:pPr>
-        <w:pStyle w:val="ListParagraph"/>
-        <w:numPr>
-          <w:ilvl w:val="0"/>
-          <w:numId w:val="2"/>
-        </w:numPr>
-        <w:spacing w:after="80"/>
-      </w:pPr>
-      <w:r>
-        <w:rPr>
-          <w:rFonts w:ascii="Calibri" w:cs="Calibri" w:eastAsia="Calibri" w:hAnsi="Calibri"/>
-          <w:sz w:val="22"/>
-          <w:szCs w:val="22"/>
-        </w:rPr>
-        <w:t xml:space="preserve">Time hint ≈ 5 min.</w:t>
+        <w:t xml:space="preserve">Given: b = (1, 2, 2, 1), H(z) = 1 + 2z⁻¹ + 2z⁻² + z⁻³. Rule: x[n] = zⁿ ⇒ y[n] = H(z)zⁿ for any complex z (real, negative, fractional all allowed).</w:t>
+      </w:r>
+    </w:p>
+    <w:p>
+      <w:pPr>
+        <w:pStyle w:val="ListParagraph"/>
+        <w:numPr>
+          <w:ilvl w:val="0"/>
+          <w:numId w:val="2"/>
+        </w:numPr>
+        <w:spacing w:after="80"/>
+      </w:pPr>
+      <w:r>
+        <w:rPr>
+          <w:rFonts w:ascii="Calibri" w:cs="Calibri" w:eastAsia="Calibri" w:hAnsi="Calibri"/>
+          <w:sz w:val="22"/>
+          <w:szCs w:val="22"/>
+        </w:rPr>
+        <w:t xml:space="preserve">Fill in the “?” for x[n] = 3ⁿ (z = 3), (−3)ⁿ (z = −3) and (1/3)ⁿ (z = 1/3). Give 3 minutes before showing the solution. Time hint ≈ 5 min.</w:t>
+      </w:r>
+    </w:p>
+    <w:p>
+      <w:pPr>
+        <w:pStyle w:val="ListParagraph"/>
+        <w:numPr>
+          <w:ilvl w:val="0"/>
+          <w:numId w:val="2"/>
+        </w:numPr>
+        <w:spacing w:after="80"/>
+      </w:pPr>
+      <w:r>
+        <w:rPr>
+          <w:rFonts w:ascii="Calibri" w:cs="Calibri" w:eastAsia="Calibri" w:hAnsi="Calibri"/>
+          <w:sz w:val="22"/>
+          <w:szCs w:val="22"/>
+        </w:rPr>
+        <w:t xml:space="preserve">Hint to give: z⁻ᵏ means 1/zᵏ; for z = 1/3, z⁻ᵏ = 3ᵏ.</w:t>
+      </w:r>
+    </w:p>
+    <w:p>
+      <w:pPr>
+        <w:pStyle w:val="ListParagraph"/>
+        <w:numPr>
+          <w:ilvl w:val="0"/>
+          <w:numId w:val="2"/>
+        </w:numPr>
+        <w:spacing w:after="80"/>
+      </w:pPr>
+      <w:r>
+        <w:rPr>
+          <w:rFonts w:ascii="Calibri" w:cs="Calibri" w:eastAsia="Calibri" w:hAnsi="Calibri"/>
+          <w:sz w:val="22"/>
+          <w:szCs w:val="22"/>
+        </w:rPr>
+        <w:t xml:space="preserve">Answers to compare: 52/27 = 1.926; 14/27 = 0.5185; 52.</w:t>
       </w:r>
     </w:p>
     <w:p>
@@ -1495,71 +2139,133 @@
           <w:sz w:val="22"/>
           <w:szCs w:val="22"/>
         </w:rPr>
-        <w:t xml:space="preserve">Why plug in z: x[n−k] = z^{n−k} = z^{−k}zⁿ, so y[n] = Σ b_k z^{−k} zⁿ = H(z) zⁿ.</w:t>
-      </w:r>
-    </w:p>
-    <w:p>
-      <w:pPr>
-        <w:pStyle w:val="ListParagraph"/>
-        <w:numPr>
-          <w:ilvl w:val="0"/>
-          <w:numId w:val="2"/>
-        </w:numPr>
-        <w:spacing w:after="80"/>
-      </w:pPr>
-      <w:r>
-        <w:rPr>
-          <w:rFonts w:ascii="Calibri" w:cs="Calibri" w:eastAsia="Calibri" w:hAnsi="Calibri"/>
-          <w:sz w:val="22"/>
-          <w:szCs w:val="22"/>
-        </w:rPr>
-        <w:t xml:space="preserve">z = 3: H(3) = 1 + 2·3⁻¹ + 2·3⁻² + 3⁻³ = 1 + 2/3 + 2/9 + 1/27 = (27+18+6+1)/27 = 52/27, so y[n] = (52/27)·3ⁿ.</w:t>
-      </w:r>
-    </w:p>
-    <w:p>
-      <w:pPr>
-        <w:pStyle w:val="ListParagraph"/>
-        <w:numPr>
-          <w:ilvl w:val="0"/>
-          <w:numId w:val="2"/>
-        </w:numPr>
-        <w:spacing w:after="80"/>
-      </w:pPr>
-      <w:r>
-        <w:rPr>
-          <w:rFonts w:ascii="Calibri" w:cs="Calibri" w:eastAsia="Calibri" w:hAnsi="Calibri"/>
-          <w:sz w:val="22"/>
-          <w:szCs w:val="22"/>
-        </w:rPr>
-        <w:t xml:space="preserve">z = −3: (−3)⁻¹ = −1/3, (−3)⁻² = 1/9, (−3)⁻³ = −1/27. H(−3) = 1 − 2/3 + 2/9 − 1/27 = (27−18+6−1)/27 = 14/27, so y[n] = (14/27)(−3)ⁿ.</w:t>
-      </w:r>
-    </w:p>
-    <w:p>
-      <w:pPr>
-        <w:pBdr>
-          <w:left w:val="single" w:color="7A1A1A" w:sz="18" w:space="8"/>
-        </w:pBdr>
-        <w:spacing w:after="140" w:before="100"/>
-        <w:ind w:left="360"/>
-      </w:pPr>
-      <w:r>
-        <w:rPr>
-          <w:rFonts w:ascii="Calibri" w:cs="Calibri" w:eastAsia="Calibri" w:hAnsi="Calibri"/>
-          <w:b/>
-          <w:bCs/>
-          <w:color w:val="7A1A1A"/>
-          <w:sz w:val="22"/>
-          <w:szCs w:val="22"/>
-        </w:rPr>
-        <w:t xml:space="preserve">Common error: </w:t>
-      </w:r>
-      <w:r>
-        <w:rPr>
-          <w:rFonts w:ascii="Calibri" w:cs="Calibri" w:eastAsia="Calibri" w:hAnsi="Calibri"/>
-          <w:sz w:val="22"/>
-          <w:szCs w:val="22"/>
-        </w:rPr>
-        <w:t xml:space="preserve">Using H(z) = b₀ + b₁z + … (positive powers). The powers are negative.</w:t>
+        <w:t xml:space="preserve">Why plug in z: x[n] = zⁿ ⇒ x[n−k] = z^{n−k} = z^{−k}zⁿ, so y[n] = Σ_{k=0}^{3} b_k z^{−k}zⁿ = H(z)zⁿ.</w:t>
+      </w:r>
+    </w:p>
+    <w:p>
+      <w:pPr>
+        <w:pStyle w:val="ListParagraph"/>
+        <w:numPr>
+          <w:ilvl w:val="0"/>
+          <w:numId w:val="2"/>
+        </w:numPr>
+        <w:spacing w:after="80"/>
+      </w:pPr>
+      <w:r>
+        <w:rPr>
+          <w:rFonts w:ascii="Calibri" w:cs="Calibri" w:eastAsia="Calibri" w:hAnsi="Calibri"/>
+          <w:sz w:val="22"/>
+          <w:szCs w:val="22"/>
+        </w:rPr>
+        <w:t xml:space="preserve">Case z = 3, Step 1 — powers: 3⁻¹ = 1/3, 3⁻² = 1/9, 3⁻³ = 1/27.</w:t>
+      </w:r>
+    </w:p>
+    <w:p>
+      <w:pPr>
+        <w:pStyle w:val="ListParagraph"/>
+        <w:numPr>
+          <w:ilvl w:val="0"/>
+          <w:numId w:val="2"/>
+        </w:numPr>
+        <w:spacing w:after="80"/>
+      </w:pPr>
+      <w:r>
+        <w:rPr>
+          <w:rFonts w:ascii="Calibri" w:cs="Calibri" w:eastAsia="Calibri" w:hAnsi="Calibri"/>
+          <w:sz w:val="22"/>
+          <w:szCs w:val="22"/>
+        </w:rPr>
+        <w:t xml:space="preserve">Step 2 — H(3) = 1 + 2(1/3) + 2(1/9) + 1/27 = 1 + 2/3 + 2/9 + 1/27.</w:t>
+      </w:r>
+    </w:p>
+    <w:p>
+      <w:pPr>
+        <w:pStyle w:val="ListParagraph"/>
+        <w:numPr>
+          <w:ilvl w:val="0"/>
+          <w:numId w:val="2"/>
+        </w:numPr>
+        <w:spacing w:after="80"/>
+      </w:pPr>
+      <w:r>
+        <w:rPr>
+          <w:rFonts w:ascii="Calibri" w:cs="Calibri" w:eastAsia="Calibri" w:hAnsi="Calibri"/>
+          <w:sz w:val="22"/>
+          <w:szCs w:val="22"/>
+        </w:rPr>
+        <w:t xml:space="preserve">Step 3 — common denominator 27: 27/27 + 18/27 + 6/27 + 1/27 = 52/27 = 1.926. So y[n] = (52/27)·3ⁿ.</w:t>
+      </w:r>
+    </w:p>
+    <w:p>
+      <w:pPr>
+        <w:pStyle w:val="ListParagraph"/>
+        <w:numPr>
+          <w:ilvl w:val="0"/>
+          <w:numId w:val="2"/>
+        </w:numPr>
+        <w:spacing w:after="80"/>
+      </w:pPr>
+      <w:r>
+        <w:rPr>
+          <w:rFonts w:ascii="Calibri" w:cs="Calibri" w:eastAsia="Calibri" w:hAnsi="Calibri"/>
+          <w:sz w:val="22"/>
+          <w:szCs w:val="22"/>
+        </w:rPr>
+        <w:t xml:space="preserve">Case z = −3, Step 1 — powers: (−3)⁻¹ = −1/3; (−3)⁻² = 1/(−3)² = 1/9; (−3)⁻³ = 1/(−27) = −1/27.</w:t>
+      </w:r>
+    </w:p>
+    <w:p>
+      <w:pPr>
+        <w:pStyle w:val="ListParagraph"/>
+        <w:numPr>
+          <w:ilvl w:val="0"/>
+          <w:numId w:val="2"/>
+        </w:numPr>
+        <w:spacing w:after="80"/>
+      </w:pPr>
+      <w:r>
+        <w:rPr>
+          <w:rFonts w:ascii="Calibri" w:cs="Calibri" w:eastAsia="Calibri" w:hAnsi="Calibri"/>
+          <w:sz w:val="22"/>
+          <w:szCs w:val="22"/>
+        </w:rPr>
+        <w:t xml:space="preserve">Step 2 — H(−3) = 1 + 2(−1/3) + 2(1/9) + (−1/27) = 1 − 2/3 + 2/9 − 1/27.</w:t>
+      </w:r>
+    </w:p>
+    <w:p>
+      <w:pPr>
+        <w:pStyle w:val="ListParagraph"/>
+        <w:numPr>
+          <w:ilvl w:val="0"/>
+          <w:numId w:val="2"/>
+        </w:numPr>
+        <w:spacing w:after="80"/>
+      </w:pPr>
+      <w:r>
+        <w:rPr>
+          <w:rFonts w:ascii="Calibri" w:cs="Calibri" w:eastAsia="Calibri" w:hAnsi="Calibri"/>
+          <w:sz w:val="22"/>
+          <w:szCs w:val="22"/>
+        </w:rPr>
+        <w:t xml:space="preserve">Step 3 — over 27: 27/27 − 18/27 + 6/27 − 1/27 = 14/27 = 0.5185. So y[n] = (14/27)(−3)ⁿ.</w:t>
+      </w:r>
+    </w:p>
+    <w:p>
+      <w:pPr>
+        <w:pStyle w:val="ListParagraph"/>
+        <w:numPr>
+          <w:ilvl w:val="0"/>
+          <w:numId w:val="2"/>
+        </w:numPr>
+        <w:spacing w:after="80"/>
+      </w:pPr>
+      <w:r>
+        <w:rPr>
+          <w:rFonts w:ascii="Calibri" w:cs="Calibri" w:eastAsia="Calibri" w:hAnsi="Calibri"/>
+          <w:sz w:val="22"/>
+          <w:szCs w:val="22"/>
+        </w:rPr>
+        <w:t xml:space="preserve">Common error: Using H(z) = b₀ + b₁z + … (positive powers). The powers are negative.</w:t>
       </w:r>
     </w:p>
     <w:p>
@@ -1607,53 +2313,97 @@
           <w:sz w:val="22"/>
           <w:szCs w:val="22"/>
         </w:rPr>
-        <w:t xml:space="preserve">z = 1/3: (1/3)^{−k} = 3^k, so H(1/3) = 1 + 2·3 + 2·9 + 27 = 1 + 6 + 18 + 27 = 52 and y[n] = 52·(1/3)ⁿ.</w:t>
-      </w:r>
-    </w:p>
-    <w:p>
-      <w:pPr>
-        <w:pStyle w:val="ListParagraph"/>
-        <w:numPr>
-          <w:ilvl w:val="0"/>
-          <w:numId w:val="2"/>
-        </w:numPr>
-        <w:spacing w:after="80"/>
-      </w:pPr>
-      <w:r>
-        <w:rPr>
-          <w:rFonts w:ascii="Calibri" w:cs="Calibri" w:eastAsia="Calibri" w:hAnsi="Calibri"/>
-          <w:sz w:val="22"/>
-          <w:szCs w:val="22"/>
-        </w:rPr>
-        <w:t xml:space="preserve">Check at n = 3 by direct sum y[3] = x[3] + 2x[2] + 2x[1] + x[0]: z = 3 → 27+18+6+1 = 52 = (52/27)·27; z = −3 → −27+18−6+1 = −14 = (14/27)(−27); z = 1/3 → 1/27 + 2/9 + 2/3 + 1 = 52/27 = 52·(1/27).</w:t>
-      </w:r>
-    </w:p>
-    <w:p>
-      <w:pPr>
-        <w:pBdr>
-          <w:left w:val="single" w:color="7A1A1A" w:sz="18" w:space="8"/>
-        </w:pBdr>
-        <w:spacing w:after="140" w:before="100"/>
-        <w:ind w:left="360"/>
-      </w:pPr>
-      <w:r>
-        <w:rPr>
-          <w:rFonts w:ascii="Calibri" w:cs="Calibri" w:eastAsia="Calibri" w:hAnsi="Calibri"/>
-          <w:b/>
-          <w:bCs/>
-          <w:color w:val="7A1A1A"/>
-          <w:sz w:val="22"/>
-          <w:szCs w:val="22"/>
-        </w:rPr>
-        <w:t xml:space="preserve">Takeaway: </w:t>
-      </w:r>
-      <w:r>
-        <w:rPr>
-          <w:rFonts w:ascii="Calibri" w:cs="Calibri" w:eastAsia="Calibri" w:hAnsi="Calibri"/>
-          <w:sz w:val="22"/>
-          <w:szCs w:val="22"/>
-        </w:rPr>
-        <w:t xml:space="preserve">H(z) gives the response to any exponential — real or complex, growing or decaying. Plug in z and multiply.</w:t>
+        <w:t xml:space="preserve">Case z = 1/3, Step 1 — (1/3)^{−k} = 3^k, so z⁻¹ = 3, z⁻² = 9, z⁻³ = 27.</w:t>
+      </w:r>
+    </w:p>
+    <w:p>
+      <w:pPr>
+        <w:pStyle w:val="ListParagraph"/>
+        <w:numPr>
+          <w:ilvl w:val="0"/>
+          <w:numId w:val="2"/>
+        </w:numPr>
+        <w:spacing w:after="80"/>
+      </w:pPr>
+      <w:r>
+        <w:rPr>
+          <w:rFonts w:ascii="Calibri" w:cs="Calibri" w:eastAsia="Calibri" w:hAnsi="Calibri"/>
+          <w:sz w:val="22"/>
+          <w:szCs w:val="22"/>
+        </w:rPr>
+        <w:t xml:space="preserve">Step 2 — H(1/3) = 1 + 2(3) + 2(9) + 27 = 1 + 6 + 18 + 27 = 52. So y[n] = 52·(1/3)ⁿ.</w:t>
+      </w:r>
+    </w:p>
+    <w:p>
+      <w:pPr>
+        <w:pStyle w:val="ListParagraph"/>
+        <w:numPr>
+          <w:ilvl w:val="0"/>
+          <w:numId w:val="2"/>
+        </w:numPr>
+        <w:spacing w:after="80"/>
+      </w:pPr>
+      <w:r>
+        <w:rPr>
+          <w:rFonts w:ascii="Calibri" w:cs="Calibri" w:eastAsia="Calibri" w:hAnsi="Calibri"/>
+          <w:sz w:val="22"/>
+          <w:szCs w:val="22"/>
+        </w:rPr>
+        <w:t xml:space="preserve">Check at n = 3 by the direct sum y[3] = x[3] + 2x[2] + 2x[1] + x[0]. z = 3: x = (1, 3, 9, 27) for n = 0..3, so 27 + 2(9) + 2(3) + 1 = 27 + 18 + 6 + 1 = 52, and (52/27)·3³ = (52/27)·27 = 52 ✓.</w:t>
+      </w:r>
+    </w:p>
+    <w:p>
+      <w:pPr>
+        <w:pStyle w:val="ListParagraph"/>
+        <w:numPr>
+          <w:ilvl w:val="0"/>
+          <w:numId w:val="2"/>
+        </w:numPr>
+        <w:spacing w:after="80"/>
+      </w:pPr>
+      <w:r>
+        <w:rPr>
+          <w:rFonts w:ascii="Calibri" w:cs="Calibri" w:eastAsia="Calibri" w:hAnsi="Calibri"/>
+          <w:sz w:val="22"/>
+          <w:szCs w:val="22"/>
+        </w:rPr>
+        <w:t xml:space="preserve">z = −3: x[0..3] = 1, −3, 9, −27: y[3] = −27 + 2(9) + 2(−3) + 1 = −27 + 18 − 6 + 1 = −14, and (14/27)(−3)³ = (14/27)(−27) = −14 ✓.</w:t>
+      </w:r>
+    </w:p>
+    <w:p>
+      <w:pPr>
+        <w:pStyle w:val="ListParagraph"/>
+        <w:numPr>
+          <w:ilvl w:val="0"/>
+          <w:numId w:val="2"/>
+        </w:numPr>
+        <w:spacing w:after="80"/>
+      </w:pPr>
+      <w:r>
+        <w:rPr>
+          <w:rFonts w:ascii="Calibri" w:cs="Calibri" w:eastAsia="Calibri" w:hAnsi="Calibri"/>
+          <w:sz w:val="22"/>
+          <w:szCs w:val="22"/>
+        </w:rPr>
+        <w:t xml:space="preserve">z = 1/3: x[0..3] = 1, 1/3, 1/9, 1/27: y[3] = 1/27 + 2/9 + 2/3 + 1 = (1 + 6 + 18 + 27)/27 = 52/27, and 52·(1/3)³ = 52/27 ✓. (The notebook cell 5 prints the same H values 1.925926, 0.518519, 52.)</w:t>
+      </w:r>
+    </w:p>
+    <w:p>
+      <w:pPr>
+        <w:pStyle w:val="ListParagraph"/>
+        <w:numPr>
+          <w:ilvl w:val="0"/>
+          <w:numId w:val="2"/>
+        </w:numPr>
+        <w:spacing w:after="80"/>
+      </w:pPr>
+      <w:r>
+        <w:rPr>
+          <w:rFonts w:ascii="Calibri" w:cs="Calibri" w:eastAsia="Calibri" w:hAnsi="Calibri"/>
+          <w:sz w:val="22"/>
+          <w:szCs w:val="22"/>
+        </w:rPr>
+        <w:t xml:space="preserve">Takeaway: H(z) gives the response to any exponential — real or complex, growing or decaying. Plug in z and multiply. (Exact for every n when the exponential runs for all n; if the signal starts at n = 0, the first M outputs are start-up and the rule holds from n = M.)</w:t>
       </w:r>
     </w:p>
     <w:p>
@@ -1701,43 +2451,97 @@
           <w:sz w:val="22"/>
           <w:szCs w:val="22"/>
         </w:rPr>
-        <w:t xml:space="preserve">Step 1: read b = (1, −1, 1), M = 2, so H(e^{jΩ}) = 1 − e^{−jΩ} + e^{−j2Ω}.</w:t>
-      </w:r>
-    </w:p>
-    <w:p>
-      <w:pPr>
-        <w:pStyle w:val="ListParagraph"/>
-        <w:numPr>
-          <w:ilvl w:val="0"/>
-          <w:numId w:val="2"/>
-        </w:numPr>
-        <w:spacing w:after="80"/>
-      </w:pPr>
-      <w:r>
-        <w:rPr>
-          <w:rFonts w:ascii="Calibri" w:cs="Calibri" w:eastAsia="Calibri" w:hAnsi="Calibri"/>
-          <w:sz w:val="22"/>
-          <w:szCs w:val="22"/>
-        </w:rPr>
-        <w:t xml:space="preserve">Step 2: factor e^{−jΩ}: = e^{−jΩ}(e^{jΩ} − 1 + e^{−jΩ}) since e^{−jΩ}e^{jΩ} = 1 and e^{−jΩ}e^{−jΩ} = e^{−j2Ω}. Euler gives e^{jΩ} + e^{−jΩ} = 2cosΩ, so H = e^{−jΩ}(2cosΩ − 1) and |H| = |2cosΩ − 1| (|e^{−jΩ}| = 1, the other factor is real).</w:t>
-      </w:r>
-    </w:p>
-    <w:p>
-      <w:pPr>
-        <w:pStyle w:val="ListParagraph"/>
-        <w:numPr>
-          <w:ilvl w:val="0"/>
-          <w:numId w:val="2"/>
-        </w:numPr>
-        <w:spacing w:after="80"/>
-      </w:pPr>
-      <w:r>
-        <w:rPr>
-          <w:rFonts w:ascii="Calibri" w:cs="Calibri" w:eastAsia="Calibri" w:hAnsi="Calibri"/>
-          <w:sz w:val="22"/>
-          <w:szCs w:val="22"/>
-        </w:rPr>
-        <w:t xml:space="preserve">Step 3: Ω = 0: 2cos0 − 1 = 1, |H| = 1. Ω = π/3: 2·(1/2) − 1 = 0, a null. Ω = π: 2(−1) − 1 = −3, |H| = 3.</w:t>
+        <w:t xml:space="preserve">Given: y[n] = x[n] − x[n−1] + x[n−2]. Find H(e^{jΩ}), |H|, key values.</w:t>
+      </w:r>
+    </w:p>
+    <w:p>
+      <w:pPr>
+        <w:pStyle w:val="ListParagraph"/>
+        <w:numPr>
+          <w:ilvl w:val="0"/>
+          <w:numId w:val="2"/>
+        </w:numPr>
+        <w:spacing w:after="80"/>
+      </w:pPr>
+      <w:r>
+        <w:rPr>
+          <w:rFonts w:ascii="Calibri" w:cs="Calibri" w:eastAsia="Calibri" w:hAnsi="Calibri"/>
+          <w:sz w:val="22"/>
+          <w:szCs w:val="22"/>
+        </w:rPr>
+        <w:t xml:space="preserve">Step 1 — read the coefficients: the number multiplying x[n−k] is b_k, so b₀ = 1, b₁ = −1, b₂ = 1; M = 2. H(e^{jΩ}) = 1 − e^{−jΩ} + e^{−j2Ω}.</w:t>
+      </w:r>
+    </w:p>
+    <w:p>
+      <w:pPr>
+        <w:pStyle w:val="ListParagraph"/>
+        <w:numPr>
+          <w:ilvl w:val="0"/>
+          <w:numId w:val="2"/>
+        </w:numPr>
+        <w:spacing w:after="80"/>
+      </w:pPr>
+      <w:r>
+        <w:rPr>
+          <w:rFonts w:ascii="Calibri" w:cs="Calibri" w:eastAsia="Calibri" w:hAnsi="Calibri"/>
+          <w:sz w:val="22"/>
+          <w:szCs w:val="22"/>
+        </w:rPr>
+        <w:t xml:space="preserve">Step 2 — factor out e^{−jΩ} (the midpoint of 0 … 2 is 1): 1 = e^{−jΩ}e^{+jΩ}, e^{−jΩ} = e^{−jΩ}·1, e^{−j2Ω} = e^{−jΩ}e^{−jΩ}. So H = e^{−jΩ}(e^{jΩ} − 1 + e^{−jΩ}).</w:t>
+      </w:r>
+    </w:p>
+    <w:p>
+      <w:pPr>
+        <w:pStyle w:val="ListParagraph"/>
+        <w:numPr>
+          <w:ilvl w:val="0"/>
+          <w:numId w:val="2"/>
+        </w:numPr>
+        <w:spacing w:after="80"/>
+      </w:pPr>
+      <w:r>
+        <w:rPr>
+          <w:rFonts w:ascii="Calibri" w:cs="Calibri" w:eastAsia="Calibri" w:hAnsi="Calibri"/>
+          <w:sz w:val="22"/>
+          <w:szCs w:val="22"/>
+        </w:rPr>
+        <w:t xml:space="preserve">Step 3 — Euler: e^{jΩ} + e^{−jΩ} = 2cos Ω. So H = e^{−jΩ}(2cos Ω − 1). The bracket is real.</w:t>
+      </w:r>
+    </w:p>
+    <w:p>
+      <w:pPr>
+        <w:pStyle w:val="ListParagraph"/>
+        <w:numPr>
+          <w:ilvl w:val="0"/>
+          <w:numId w:val="2"/>
+        </w:numPr>
+        <w:spacing w:after="80"/>
+      </w:pPr>
+      <w:r>
+        <w:rPr>
+          <w:rFonts w:ascii="Calibri" w:cs="Calibri" w:eastAsia="Calibri" w:hAnsi="Calibri"/>
+          <w:sz w:val="22"/>
+          <w:szCs w:val="22"/>
+        </w:rPr>
+        <w:t xml:space="preserve">Step 4 — magnitude: |H| = |e^{−jΩ}|·|2cos Ω − 1| = |2cos Ω − 1|.</w:t>
+      </w:r>
+    </w:p>
+    <w:p>
+      <w:pPr>
+        <w:pStyle w:val="ListParagraph"/>
+        <w:numPr>
+          <w:ilvl w:val="0"/>
+          <w:numId w:val="2"/>
+        </w:numPr>
+        <w:spacing w:after="80"/>
+      </w:pPr>
+      <w:r>
+        <w:rPr>
+          <w:rFonts w:ascii="Calibri" w:cs="Calibri" w:eastAsia="Calibri" w:hAnsi="Calibri"/>
+          <w:sz w:val="22"/>
+          <w:szCs w:val="22"/>
+        </w:rPr>
+        <w:t xml:space="preserve">Step 5 — key values. Ω = 0: 2cos 0 − 1 = 2 − 1 = 1, |H| = 1 (check: Σb = 1 − 1 + 1 = 1 ✓). Ω = π/3: 2(1/2) − 1 = 0, |H| = 0, a null. Ω = π: 2(−1) − 1 = −3, |H| = 3 (check: 1 − e^{−jπ} + e^{−j2π} = 1 + 1 + 1 = 3 ✓).</w:t>
       </w:r>
     </w:p>
     <w:p>
@@ -1785,71 +2589,97 @@
           <w:sz w:val="22"/>
           <w:szCs w:val="22"/>
         </w:rPr>
-        <w:t xml:space="preserve">Input frequency Ω₀ = π/3 rad/sample. Step 1: e^{−jπ/3} = 1/2 − j√3/2 and e^{−j2π/3} = −1/2 − j√3/2, so H(e^{jπ/3}) = 1 − (1/2 − j√3/2) + (−1/2 − j√3/2) = 0. Agrees with 2cos(π/3) − 1 = 0 from Example A.</w:t>
-      </w:r>
-    </w:p>
-    <w:p>
-      <w:pPr>
-        <w:pStyle w:val="ListParagraph"/>
-        <w:numPr>
-          <w:ilvl w:val="0"/>
-          <w:numId w:val="2"/>
-        </w:numPr>
-        <w:spacing w:after="80"/>
-      </w:pPr>
-      <w:r>
-        <w:rPr>
-          <w:rFonts w:ascii="Calibri" w:cs="Calibri" w:eastAsia="Calibri" w:hAnsi="Calibri"/>
-          <w:sz w:val="22"/>
-          <w:szCs w:val="22"/>
-        </w:rPr>
-        <w:t xml:space="preserve">Step 2: x[n] = Re{e^{jπn/3}} and b is real, so y[n] = Re{H(e^{jπ/3}) e^{jπn/3}} = Re{0} = 0 for all n.</w:t>
-      </w:r>
-    </w:p>
-    <w:p>
-      <w:pPr>
-        <w:pStyle w:val="ListParagraph"/>
-        <w:numPr>
-          <w:ilvl w:val="0"/>
-          <w:numId w:val="2"/>
-        </w:numPr>
-        <w:spacing w:after="80"/>
-      </w:pPr>
-      <w:r>
-        <w:rPr>
-          <w:rFonts w:ascii="Calibri" w:cs="Calibri" w:eastAsia="Calibri" w:hAnsi="Calibri"/>
-          <w:sz w:val="22"/>
-          <w:szCs w:val="22"/>
-        </w:rPr>
-        <w:t xml:space="preserve">Check: x[0..4] = 1, 1/2, −1/2, −1, −1/2. y[3] = x[3] − x[2] + x[1] = −1 + 1/2 + 1/2 = 0; y[4] = x[4] − x[3] + x[2] = −1/2 + 1 − 1/2 = 0.</w:t>
-      </w:r>
-    </w:p>
-    <w:p>
-      <w:pPr>
-        <w:pBdr>
-          <w:left w:val="single" w:color="7A1A1A" w:sz="18" w:space="8"/>
-        </w:pBdr>
-        <w:spacing w:after="140" w:before="100"/>
-        <w:ind w:left="360"/>
-      </w:pPr>
-      <w:r>
-        <w:rPr>
-          <w:rFonts w:ascii="Calibri" w:cs="Calibri" w:eastAsia="Calibri" w:hAnsi="Calibri"/>
-          <w:b/>
-          <w:bCs/>
-          <w:color w:val="7A1A1A"/>
-          <w:sz w:val="22"/>
-          <w:szCs w:val="22"/>
-        </w:rPr>
-        <w:t xml:space="preserve">Takeaway: </w:t>
-      </w:r>
-      <w:r>
-        <w:rPr>
-          <w:rFonts w:ascii="Calibri" w:cs="Calibri" w:eastAsia="Calibri" w:hAnsi="Calibri"/>
-          <w:sz w:val="22"/>
-          <w:szCs w:val="22"/>
-        </w:rPr>
-        <w:t xml:space="preserve">A filter with a zero of H at Ω₀ completely rejects a sinusoid at Ω₀; designing zeros at chosen frequencies is a key tool.</w:t>
+        <w:t xml:space="preserve">Given: the filter of Example A, x[n] = cos(πn/3), so Ω₀ = π/3 rad/sample. Notation: ℜ{z} is the real part (ℜ{3 − 4j} = 3); cos θ = ℜ{e^{jθ}}. (A short notation box is on the slide.)</w:t>
+      </w:r>
+    </w:p>
+    <w:p>
+      <w:pPr>
+        <w:pStyle w:val="ListParagraph"/>
+        <w:numPr>
+          <w:ilvl w:val="0"/>
+          <w:numId w:val="2"/>
+        </w:numPr>
+        <w:spacing w:after="80"/>
+      </w:pPr>
+      <w:r>
+        <w:rPr>
+          <w:rFonts w:ascii="Calibri" w:cs="Calibri" w:eastAsia="Calibri" w:hAnsi="Calibri"/>
+          <w:sz w:val="22"/>
+          <w:szCs w:val="22"/>
+        </w:rPr>
+        <w:t xml:space="preserve">Step 1 — evaluate H at Ω₀: e^{−jπ/3} = cos 60° − j sin 60° = 1/2 − j√3/2. e^{−j2π/3} = cos 120° − j sin 120° = −1/2 − j√3/2.</w:t>
+      </w:r>
+    </w:p>
+    <w:p>
+      <w:pPr>
+        <w:pStyle w:val="ListParagraph"/>
+        <w:numPr>
+          <w:ilvl w:val="0"/>
+          <w:numId w:val="2"/>
+        </w:numPr>
+        <w:spacing w:after="80"/>
+      </w:pPr>
+      <w:r>
+        <w:rPr>
+          <w:rFonts w:ascii="Calibri" w:cs="Calibri" w:eastAsia="Calibri" w:hAnsi="Calibri"/>
+          <w:sz w:val="22"/>
+          <w:szCs w:val="22"/>
+        </w:rPr>
+        <w:t xml:space="preserve">Step 2 — H(e^{jπ/3}) = 1 − (1/2 − j√3/2) + (−1/2 − j√3/2). Real parts: 1 − 1/2 − 1/2 = 0. Imaginary parts: +j√3/2 − j√3/2 = 0. So H = 0, agreeing with 2cos(π/3) − 1 = 2(1/2) − 1 = 0 from Example A.</w:t>
+      </w:r>
+    </w:p>
+    <w:p>
+      <w:pPr>
+        <w:pStyle w:val="ListParagraph"/>
+        <w:numPr>
+          <w:ilvl w:val="0"/>
+          <w:numId w:val="2"/>
+        </w:numPr>
+        <w:spacing w:after="80"/>
+      </w:pPr>
+      <w:r>
+        <w:rPr>
+          <w:rFonts w:ascii="Calibri" w:cs="Calibri" w:eastAsia="Calibri" w:hAnsi="Calibri"/>
+          <w:sz w:val="22"/>
+          <w:szCs w:val="22"/>
+        </w:rPr>
+        <w:t xml:space="preserve">Step 3 — eigen-property for a real input: x[n] = ℜ{e^{jπn/3}} and b is real, so y[n] = ℜ{H(e^{jπ/3})e^{jπn/3}} = ℜ{0} = 0 for all n.</w:t>
+      </w:r>
+    </w:p>
+    <w:p>
+      <w:pPr>
+        <w:pStyle w:val="ListParagraph"/>
+        <w:numPr>
+          <w:ilvl w:val="0"/>
+          <w:numId w:val="2"/>
+        </w:numPr>
+        <w:spacing w:after="80"/>
+      </w:pPr>
+      <w:r>
+        <w:rPr>
+          <w:rFonts w:ascii="Calibri" w:cs="Calibri" w:eastAsia="Calibri" w:hAnsi="Calibri"/>
+          <w:sz w:val="22"/>
+          <w:szCs w:val="22"/>
+        </w:rPr>
+        <w:t xml:space="preserve">Check by direct sum. x[n] = cos(πn/3) for n = 0..4: 1, 1/2, −1/2, −1, −1/2. y[3] = x[3] − x[2] + x[1] = −1 − (−1/2) + 1/2 = −1 + 1/2 + 1/2 = 0. y[4] = x[4] − x[3] + x[2] = −1/2 − (−1) + (−1/2) = −1/2 + 1 − 1/2 = 0 ✓. (y[0] = 1 and y[1] = −1/2 are start-up values; from n = 2 on y = 0, the numpy convolution prints 1, −0.5, 0, 0, …)</w:t>
+      </w:r>
+    </w:p>
+    <w:p>
+      <w:pPr>
+        <w:pStyle w:val="ListParagraph"/>
+        <w:numPr>
+          <w:ilvl w:val="0"/>
+          <w:numId w:val="2"/>
+        </w:numPr>
+        <w:spacing w:after="80"/>
+      </w:pPr>
+      <w:r>
+        <w:rPr>
+          <w:rFonts w:ascii="Calibri" w:cs="Calibri" w:eastAsia="Calibri" w:hAnsi="Calibri"/>
+          <w:sz w:val="22"/>
+          <w:szCs w:val="22"/>
+        </w:rPr>
+        <w:t xml:space="preserve">Takeaway: A filter with a zero of H at Ω₀ completely rejects a sinusoid at Ω₀; designing zeros at chosen frequencies is a key tool.</w:t>
       </w:r>
     </w:p>
     <w:p>
@@ -1897,7 +2727,7 @@
           <w:sz w:val="22"/>
           <w:szCs w:val="22"/>
         </w:rPr>
-        <w:t xml:space="preserve">Time hint ≈ 7 min. y[n] = (x[n] + x[n−1] + x[n−2])/3.</w:t>
+        <w:t xml:space="preserve">Time hint ≈ 7 min. Given: y[n] = (x[n] + x[n−1] + x[n−2])/3.</w:t>
       </w:r>
     </w:p>
     <w:p>
@@ -1916,6 +2746,42 @@
           <w:szCs w:val="22"/>
         </w:rPr>
         <w:t xml:space="preserve">Tasks: read off b and M; write H(e^{jΩ}) and simplify it to e^{−jΩ} times a real function A(Ω); compute |H| and ∠H at Ω = 0, π/3, π/2, 2π/3, π; find the nulls in [0, 2π); find the output for x[n] = 2ⁿ.</w:t>
+      </w:r>
+    </w:p>
+    <w:p>
+      <w:pPr>
+        <w:pStyle w:val="ListParagraph"/>
+        <w:numPr>
+          <w:ilvl w:val="0"/>
+          <w:numId w:val="2"/>
+        </w:numPr>
+        <w:spacing w:after="80"/>
+      </w:pPr>
+      <w:r>
+        <w:rPr>
+          <w:rFonts w:ascii="Calibri" w:cs="Calibri" w:eastAsia="Calibri" w:hAnsi="Calibri"/>
+          <w:sz w:val="22"/>
+          <w:szCs w:val="22"/>
+        </w:rPr>
+        <w:t xml:space="preserve">Hints if stuck: b_k is the number in front of x[n−k]; factor out e^{−jΩ} as in Example A; for the angle remember ∠H = −Ω when A &gt; 0 and −Ω ± π when A &lt; 0; for 2ⁿ use H(z) with z = 2.</w:t>
+      </w:r>
+    </w:p>
+    <w:p>
+      <w:pPr>
+        <w:pStyle w:val="ListParagraph"/>
+        <w:numPr>
+          <w:ilvl w:val="0"/>
+          <w:numId w:val="2"/>
+        </w:numPr>
+        <w:spacing w:after="80"/>
+      </w:pPr>
+      <w:r>
+        <w:rPr>
+          <w:rFonts w:ascii="Calibri" w:cs="Calibri" w:eastAsia="Calibri" w:hAnsi="Calibri"/>
+          <w:sz w:val="22"/>
+          <w:szCs w:val="22"/>
+        </w:rPr>
+        <w:t xml:space="preserve">Answers to compare: b = (1/3, 1/3, 1/3), M = 2; A = (1 + 2cos Ω)/3; |H| = 1, 2/3, 1/3, 0, 1/3; nulls 2π/3, 4π/3; H(2) = 7/12.</w:t>
       </w:r>
     </w:p>
     <w:p>
@@ -1963,53 +2829,151 @@
           <w:sz w:val="22"/>
           <w:szCs w:val="22"/>
         </w:rPr>
-        <w:t xml:space="preserve">b = (1/3, 1/3, 1/3), M = 2. H = (1/3)(1 + e^{−jΩ} + e^{−j2Ω}) = (1/3)e^{−jΩ}(e^{jΩ} + 1 + e^{−jΩ}) = e^{−jΩ}(1 + 2cosΩ)/3. So A(Ω) = (1 + 2cosΩ)/3 and the delay is M/2 = 1 sample.</w:t>
-      </w:r>
-    </w:p>
-    <w:p>
-      <w:pPr>
-        <w:pStyle w:val="ListParagraph"/>
-        <w:numPr>
-          <w:ilvl w:val="0"/>
-          <w:numId w:val="2"/>
-        </w:numPr>
-        <w:spacing w:after="80"/>
-      </w:pPr>
-      <w:r>
-        <w:rPr>
-          <w:rFonts w:ascii="Calibri" w:cs="Calibri" w:eastAsia="Calibri" w:hAnsi="Calibri"/>
-          <w:sz w:val="22"/>
-          <w:szCs w:val="22"/>
-        </w:rPr>
-        <w:t xml:space="preserve">Table: Ω = 0: A = (1 + 2)/3 = 1, |H| = 1, ∠H = 0. Ω = π/3: A = (1 + 1)/3 = 2/3, |H| = 0.667, ∠H = −π/3. Ω = π/2: A = 1/3, |H| = 0.333, ∠H = −π/2. Ω = 2π/3: A = (1 − 1)/3 = 0, null. Ω = π: A = (1 − 2)/3 = −1/3, |H| = 1/3, ∠H = −π + π = 0.</w:t>
-      </w:r>
-    </w:p>
-    <w:p>
-      <w:pPr>
-        <w:pBdr>
-          <w:left w:val="single" w:color="7A1A1A" w:sz="18" w:space="8"/>
-        </w:pBdr>
-        <w:spacing w:after="140" w:before="100"/>
-        <w:ind w:left="360"/>
-      </w:pPr>
-      <w:r>
-        <w:rPr>
-          <w:rFonts w:ascii="Calibri" w:cs="Calibri" w:eastAsia="Calibri" w:hAnsi="Calibri"/>
-          <w:b/>
-          <w:bCs/>
-          <w:color w:val="7A1A1A"/>
-          <w:sz w:val="22"/>
-          <w:szCs w:val="22"/>
-        </w:rPr>
-        <w:t xml:space="preserve">Check at Ω = π directly: </w:t>
-      </w:r>
-      <w:r>
-        <w:rPr>
-          <w:rFonts w:ascii="Calibri" w:cs="Calibri" w:eastAsia="Calibri" w:hAnsi="Calibri"/>
-          <w:sz w:val="22"/>
-          <w:szCs w:val="22"/>
-        </w:rPr>
-        <w:t xml:space="preserve">H = (1/3)(1 + e^{−jπ} + e^{−j2π}) = (1/3)(1 − 1 + 1) = 1/3: magnitude 1/3, phase 0.</w:t>
+        <w:t xml:space="preserve">Step 1 — read b: the coefficient of each of x[n], x[n−1], x[n−2] is 1/3. b = (1/3, 1/3, 1/3), M = 2. H = (1/3)(1 + e^{−jΩ} + e^{−j2Ω}).</w:t>
+      </w:r>
+    </w:p>
+    <w:p>
+      <w:pPr>
+        <w:pStyle w:val="ListParagraph"/>
+        <w:numPr>
+          <w:ilvl w:val="0"/>
+          <w:numId w:val="2"/>
+        </w:numPr>
+        <w:spacing w:after="80"/>
+      </w:pPr>
+      <w:r>
+        <w:rPr>
+          <w:rFonts w:ascii="Calibri" w:cs="Calibri" w:eastAsia="Calibri" w:hAnsi="Calibri"/>
+          <w:sz w:val="22"/>
+          <w:szCs w:val="22"/>
+        </w:rPr>
+        <w:t xml:space="preserve">Step 2 — factor e^{−jΩ}: H = (1/3)e^{−jΩ}(e^{jΩ} + 1 + e^{−jΩ}). Euler: e^{jΩ} + e^{−jΩ} = 2cos Ω. So H = e^{−jΩ}(1 + 2cos Ω)/3.</w:t>
+      </w:r>
+    </w:p>
+    <w:p>
+      <w:pPr>
+        <w:pStyle w:val="ListParagraph"/>
+        <w:numPr>
+          <w:ilvl w:val="0"/>
+          <w:numId w:val="2"/>
+        </w:numPr>
+        <w:spacing w:after="80"/>
+      </w:pPr>
+      <w:r>
+        <w:rPr>
+          <w:rFonts w:ascii="Calibri" w:cs="Calibri" w:eastAsia="Calibri" w:hAnsi="Calibri"/>
+          <w:sz w:val="22"/>
+          <w:szCs w:val="22"/>
+        </w:rPr>
+        <w:t xml:space="preserve">Step 3 — A(Ω) = (1 + 2cos Ω)/3 (real). The delay is M/2 = 1 sample (phase −Ω is a straight line of slope −1).</w:t>
+      </w:r>
+    </w:p>
+    <w:p>
+      <w:pPr>
+        <w:pStyle w:val="ListParagraph"/>
+        <w:numPr>
+          <w:ilvl w:val="0"/>
+          <w:numId w:val="2"/>
+        </w:numPr>
+        <w:spacing w:after="80"/>
+      </w:pPr>
+      <w:r>
+        <w:rPr>
+          <w:rFonts w:ascii="Calibri" w:cs="Calibri" w:eastAsia="Calibri" w:hAnsi="Calibri"/>
+          <w:sz w:val="22"/>
+          <w:szCs w:val="22"/>
+        </w:rPr>
+        <w:t xml:space="preserve">Step 4 — table. Ω = 0: A = (1 + 2·1)/3 = 1, |H| = 1, ∠H = 0.</w:t>
+      </w:r>
+    </w:p>
+    <w:p>
+      <w:pPr>
+        <w:pStyle w:val="ListParagraph"/>
+        <w:numPr>
+          <w:ilvl w:val="0"/>
+          <w:numId w:val="2"/>
+        </w:numPr>
+        <w:spacing w:after="80"/>
+      </w:pPr>
+      <w:r>
+        <w:rPr>
+          <w:rFonts w:ascii="Calibri" w:cs="Calibri" w:eastAsia="Calibri" w:hAnsi="Calibri"/>
+          <w:sz w:val="22"/>
+          <w:szCs w:val="22"/>
+        </w:rPr>
+        <w:t xml:space="preserve">Ω = π/3: cos = 1/2, A = (1 + 1)/3 = 2/3, |H| = 0.667, ∠H = −π/3.</w:t>
+      </w:r>
+    </w:p>
+    <w:p>
+      <w:pPr>
+        <w:pStyle w:val="ListParagraph"/>
+        <w:numPr>
+          <w:ilvl w:val="0"/>
+          <w:numId w:val="2"/>
+        </w:numPr>
+        <w:spacing w:after="80"/>
+      </w:pPr>
+      <w:r>
+        <w:rPr>
+          <w:rFonts w:ascii="Calibri" w:cs="Calibri" w:eastAsia="Calibri" w:hAnsi="Calibri"/>
+          <w:sz w:val="22"/>
+          <w:szCs w:val="22"/>
+        </w:rPr>
+        <w:t xml:space="preserve">Ω = π/2: cos = 0, A = 1/3, |H| = 0.333, ∠H = −π/2.</w:t>
+      </w:r>
+    </w:p>
+    <w:p>
+      <w:pPr>
+        <w:pStyle w:val="ListParagraph"/>
+        <w:numPr>
+          <w:ilvl w:val="0"/>
+          <w:numId w:val="2"/>
+        </w:numPr>
+        <w:spacing w:after="80"/>
+      </w:pPr>
+      <w:r>
+        <w:rPr>
+          <w:rFonts w:ascii="Calibri" w:cs="Calibri" w:eastAsia="Calibri" w:hAnsi="Calibri"/>
+          <w:sz w:val="22"/>
+          <w:szCs w:val="22"/>
+        </w:rPr>
+        <w:t xml:space="preserve">Ω = 2π/3: cos = −1/2, A = (1 − 1)/3 = 0: null, angle undefined.</w:t>
+      </w:r>
+    </w:p>
+    <w:p>
+      <w:pPr>
+        <w:pStyle w:val="ListParagraph"/>
+        <w:numPr>
+          <w:ilvl w:val="0"/>
+          <w:numId w:val="2"/>
+        </w:numPr>
+        <w:spacing w:after="80"/>
+      </w:pPr>
+      <w:r>
+        <w:rPr>
+          <w:rFonts w:ascii="Calibri" w:cs="Calibri" w:eastAsia="Calibri" w:hAnsi="Calibri"/>
+          <w:sz w:val="22"/>
+          <w:szCs w:val="22"/>
+        </w:rPr>
+        <w:t xml:space="preserve">Ω = π: cos = −1, A = (1 − 2)/3 = −1/3 &lt; 0, so |H| = |A| = 1/3 and ∠H = −π + π = 0 (the negative A contributes the extra π).</w:t>
+      </w:r>
+    </w:p>
+    <w:p>
+      <w:pPr>
+        <w:pStyle w:val="ListParagraph"/>
+        <w:numPr>
+          <w:ilvl w:val="0"/>
+          <w:numId w:val="2"/>
+        </w:numPr>
+        <w:spacing w:after="80"/>
+      </w:pPr>
+      <w:r>
+        <w:rPr>
+          <w:rFonts w:ascii="Calibri" w:cs="Calibri" w:eastAsia="Calibri" w:hAnsi="Calibri"/>
+          <w:sz w:val="22"/>
+          <w:szCs w:val="22"/>
+        </w:rPr>
+        <w:t xml:space="preserve">Check at Ω = π directly: H = (1/3)(1 + e^{−jπ} + e^{−j2π}) = (1/3)(1 − 1 + 1) = 1/3: magnitude 1/3, phase 0 ✓. Another check, Ω = π/2: H = (1/3)(1 − j − 1) = −j/3: magnitude 1/3, angle −π/2 ✓.</w:t>
       </w:r>
     </w:p>
     <w:p>
@@ -2057,43 +3021,97 @@
           <w:sz w:val="22"/>
           <w:szCs w:val="22"/>
         </w:rPr>
-        <w:t xml:space="preserve">Nulls: 1 + 2cosΩ = 0 gives cosΩ = −1/2, so Ω = 2π/3 and 4π/3 in [0, 2π).</w:t>
-      </w:r>
-    </w:p>
-    <w:p>
-      <w:pPr>
-        <w:pStyle w:val="ListParagraph"/>
-        <w:numPr>
-          <w:ilvl w:val="0"/>
-          <w:numId w:val="2"/>
-        </w:numPr>
-        <w:spacing w:after="80"/>
-      </w:pPr>
-      <w:r>
-        <w:rPr>
-          <w:rFonts w:ascii="Calibri" w:cs="Calibri" w:eastAsia="Calibri" w:hAnsi="Calibri"/>
-          <w:sz w:val="22"/>
-          <w:szCs w:val="22"/>
-        </w:rPr>
-        <w:t xml:space="preserve">Input 2ⁿ: H(2) = (1/3)(1 + 2⁻¹ + 2⁻²) = (1/3)(1.75) = 7/12 = 0.583, so y[n] = (7/12) 2ⁿ. Check at n = 2: y[2] = (x[2] + x[1] + x[0])/3 = (4 + 2 + 1)/3 = 7/3 and (7/12)(4) = 7/3 ✓.</w:t>
-      </w:r>
-    </w:p>
-    <w:p>
-      <w:pPr>
-        <w:pStyle w:val="ListParagraph"/>
-        <w:numPr>
-          <w:ilvl w:val="0"/>
-          <w:numId w:val="2"/>
-        </w:numPr>
-        <w:spacing w:after="80"/>
-      </w:pPr>
-      <w:r>
-        <w:rPr>
-          <w:rFonts w:ascii="Calibri" w:cs="Calibri" w:eastAsia="Calibri" w:hAnsi="Calibri"/>
-          <w:sz w:val="22"/>
-          <w:szCs w:val="22"/>
-        </w:rPr>
-        <w:t xml:space="preserve">Figure: top, |H| falls from 1 to the nulls at 2π/3 and 4π/3 and rises to 1/3 at π; bottom, wrapped phase with slope −1 (one-sample delay) and jumps at the nulls.</w:t>
+        <w:t xml:space="preserve">Nulls: A = 0 ⇔ 1 + 2cos Ω = 0 ⇔ cos Ω = −1/2. In [0, 2π): Ω = 2π/3 (120°) and Ω = 4π/3 (240°).</w:t>
+      </w:r>
+    </w:p>
+    <w:p>
+      <w:pPr>
+        <w:pStyle w:val="ListParagraph"/>
+        <w:numPr>
+          <w:ilvl w:val="0"/>
+          <w:numId w:val="2"/>
+        </w:numPr>
+        <w:spacing w:after="80"/>
+      </w:pPr>
+      <w:r>
+        <w:rPr>
+          <w:rFonts w:ascii="Calibri" w:cs="Calibri" w:eastAsia="Calibri" w:hAnsi="Calibri"/>
+          <w:sz w:val="22"/>
+          <w:szCs w:val="22"/>
+        </w:rPr>
+        <w:t xml:space="preserve">Input 2ⁿ: this is x[n] = zⁿ with z = 2, so y[n] = H(2)·2ⁿ with H(z) = (1/3)(1 + z⁻¹ + z⁻²).</w:t>
+      </w:r>
+    </w:p>
+    <w:p>
+      <w:pPr>
+        <w:pStyle w:val="ListParagraph"/>
+        <w:numPr>
+          <w:ilvl w:val="0"/>
+          <w:numId w:val="2"/>
+        </w:numPr>
+        <w:spacing w:after="80"/>
+      </w:pPr>
+      <w:r>
+        <w:rPr>
+          <w:rFonts w:ascii="Calibri" w:cs="Calibri" w:eastAsia="Calibri" w:hAnsi="Calibri"/>
+          <w:sz w:val="22"/>
+          <w:szCs w:val="22"/>
+        </w:rPr>
+        <w:t xml:space="preserve">Step 1 — H(2) = (1/3)(1 + 2⁻¹ + 2⁻²) = (1/3)(1 + 0.5 + 0.25) = (1/3)(1.75).</w:t>
+      </w:r>
+    </w:p>
+    <w:p>
+      <w:pPr>
+        <w:pStyle w:val="ListParagraph"/>
+        <w:numPr>
+          <w:ilvl w:val="0"/>
+          <w:numId w:val="2"/>
+        </w:numPr>
+        <w:spacing w:after="80"/>
+      </w:pPr>
+      <w:r>
+        <w:rPr>
+          <w:rFonts w:ascii="Calibri" w:cs="Calibri" w:eastAsia="Calibri" w:hAnsi="Calibri"/>
+          <w:sz w:val="22"/>
+          <w:szCs w:val="22"/>
+        </w:rPr>
+        <w:t xml:space="preserve">Step 2 — 1.75/3 = 7/12 = 0.583. So y[n] = (7/12)·2ⁿ.</w:t>
+      </w:r>
+    </w:p>
+    <w:p>
+      <w:pPr>
+        <w:pStyle w:val="ListParagraph"/>
+        <w:numPr>
+          <w:ilvl w:val="0"/>
+          <w:numId w:val="2"/>
+        </w:numPr>
+        <w:spacing w:after="80"/>
+      </w:pPr>
+      <w:r>
+        <w:rPr>
+          <w:rFonts w:ascii="Calibri" w:cs="Calibri" w:eastAsia="Calibri" w:hAnsi="Calibri"/>
+          <w:sz w:val="22"/>
+          <w:szCs w:val="22"/>
+        </w:rPr>
+        <w:t xml:space="preserve">Check at n = 2: x[0..2] = 1, 2, 4, so y[2] = (x[2] + x[1] + x[0])/3 = (4 + 2 + 1)/3 = 7/3 = 2.333. Formula: (7/12)(2²) = (7/12)(4) = 7/3 ✓. Also y[3] = (8 + 4 + 2)/3 = 14/3 and (7/12)(8) = 14/3 ✓.</w:t>
+      </w:r>
+    </w:p>
+    <w:p>
+      <w:pPr>
+        <w:pStyle w:val="ListParagraph"/>
+        <w:numPr>
+          <w:ilvl w:val="0"/>
+          <w:numId w:val="2"/>
+        </w:numPr>
+        <w:spacing w:after="80"/>
+      </w:pPr>
+      <w:r>
+        <w:rPr>
+          <w:rFonts w:ascii="Calibri" w:cs="Calibri" w:eastAsia="Calibri" w:hAnsi="Calibri"/>
+          <w:sz w:val="22"/>
+          <w:szCs w:val="22"/>
+        </w:rPr>
+        <w:t xml:space="preserve">Figure: top, |H| falls from 1 at Ω = 0 to the nulls at 2π/3 and 4π/3 and rises to 1/3 at π; bottom, wrapped phase with slope −1 (one-sample delay) and jumps at the nulls.</w:t>
       </w:r>
     </w:p>
     <w:p>
@@ -2159,61 +3177,61 @@
           <w:sz w:val="22"/>
           <w:szCs w:val="22"/>
         </w:rPr>
-        <w:t xml:space="preserve">1. H(z) has negative powers: H(z) = b₀ + b₁z⁻¹ + …; H(e^{jΩ}) has e^{−jΩk}.</w:t>
-      </w:r>
-    </w:p>
-    <w:p>
-      <w:pPr>
-        <w:pStyle w:val="ListParagraph"/>
-        <w:numPr>
-          <w:ilvl w:val="0"/>
-          <w:numId w:val="2"/>
-        </w:numPr>
-        <w:spacing w:after="80"/>
-      </w:pPr>
-      <w:r>
-        <w:rPr>
-          <w:rFonts w:ascii="Calibri" w:cs="Calibri" w:eastAsia="Calibri" w:hAnsi="Calibri"/>
-          <w:sz w:val="22"/>
-          <w:szCs w:val="22"/>
-        </w:rPr>
-        <w:t xml:space="preserve">2. |H| is |A|, not A: A can be negative, then the phase gains ±π (three-point average at Ω = π).</w:t>
-      </w:r>
-    </w:p>
-    <w:p>
-      <w:pPr>
-        <w:pStyle w:val="ListParagraph"/>
-        <w:numPr>
-          <w:ilvl w:val="0"/>
-          <w:numId w:val="2"/>
-        </w:numPr>
-        <w:spacing w:after="80"/>
-      </w:pPr>
-      <w:r>
-        <w:rPr>
-          <w:rFonts w:ascii="Calibri" w:cs="Calibri" w:eastAsia="Calibri" w:hAnsi="Calibri"/>
-          <w:sz w:val="22"/>
-          <w:szCs w:val="22"/>
-        </w:rPr>
-        <w:t xml:space="preserve">3. Quadrant: H = −1 − j has angle −135°, not −45°; look at both signs.</w:t>
-      </w:r>
-    </w:p>
-    <w:p>
-      <w:pPr>
-        <w:pStyle w:val="ListParagraph"/>
-        <w:numPr>
-          <w:ilvl w:val="0"/>
-          <w:numId w:val="2"/>
-        </w:numPr>
-        <w:spacing w:after="80"/>
-      </w:pPr>
-      <w:r>
-        <w:rPr>
-          <w:rFonts w:ascii="Calibri" w:cs="Calibri" w:eastAsia="Calibri" w:hAnsi="Calibri"/>
-          <w:sz w:val="22"/>
-          <w:szCs w:val="22"/>
-        </w:rPr>
-        <w:t xml:space="preserve">4. fft(b,N) gives H at Ω_k = 2πk/N, k = 0,…,N−1; the index k is not the frequency. Pad to N ≥ M + 1 and use N ≫ M for a smooth plot.</w:t>
+        <w:t xml:space="preserve">1. H(z) has negative powers: H(z) = b₀ + b₁z⁻¹ + …; H(e^{jΩ}) has e^{−jΩk}. Example: z = 3 gives 1 + 2/3 + 2/9 + 1/27 = 52/27, not 1 + 6 + 18 + 27 = 52 (that is z = 1/3).</w:t>
+      </w:r>
+    </w:p>
+    <w:p>
+      <w:pPr>
+        <w:pStyle w:val="ListParagraph"/>
+        <w:numPr>
+          <w:ilvl w:val="0"/>
+          <w:numId w:val="2"/>
+        </w:numPr>
+        <w:spacing w:after="80"/>
+      </w:pPr>
+      <w:r>
+        <w:rPr>
+          <w:rFonts w:ascii="Calibri" w:cs="Calibri" w:eastAsia="Calibri" w:hAnsi="Calibri"/>
+          <w:sz w:val="22"/>
+          <w:szCs w:val="22"/>
+        </w:rPr>
+        <w:t xml:space="preserve">2. |H| is |A|, not A: A can be negative, then the phase gains ±π (three-point average at Ω = π: A = −1/3, |H| = 1/3, ∠H = 0, not −π).</w:t>
+      </w:r>
+    </w:p>
+    <w:p>
+      <w:pPr>
+        <w:pStyle w:val="ListParagraph"/>
+        <w:numPr>
+          <w:ilvl w:val="0"/>
+          <w:numId w:val="2"/>
+        </w:numPr>
+        <w:spacing w:after="80"/>
+      </w:pPr>
+      <w:r>
+        <w:rPr>
+          <w:rFonts w:ascii="Calibri" w:cs="Calibri" w:eastAsia="Calibri" w:hAnsi="Calibri"/>
+          <w:sz w:val="22"/>
+          <w:szCs w:val="22"/>
+        </w:rPr>
+        <w:t xml:space="preserve">3. Quadrant: H = −1 − j has angle −135°, not −45°; look at both signs (arctan(1/1) = 45° is only the reference angle).</w:t>
+      </w:r>
+    </w:p>
+    <w:p>
+      <w:pPr>
+        <w:pStyle w:val="ListParagraph"/>
+        <w:numPr>
+          <w:ilvl w:val="0"/>
+          <w:numId w:val="2"/>
+        </w:numPr>
+        <w:spacing w:after="80"/>
+      </w:pPr>
+      <w:r>
+        <w:rPr>
+          <w:rFonts w:ascii="Calibri" w:cs="Calibri" w:eastAsia="Calibri" w:hAnsi="Calibri"/>
+          <w:sz w:val="22"/>
+          <w:szCs w:val="22"/>
+        </w:rPr>
+        <w:t xml:space="preserve">4. fft(b,N) gives H at Ω_k = 2πk/N, k = 0,…,N−1; the index k is not the frequency (N = 8, k = 2 is Ω = π/2). Pad to N ≥ M + 1 and use N ≫ M for a smooth plot.</w:t>
       </w:r>
     </w:p>
     <w:p>
